--- a/data/outputs/v2/Core_Mathematics/SS1.1_Real_Numbers/Core_Mathematics_Real_Numbers_FinalExplanation.docx
+++ b/data/outputs/v2/Core_Mathematics/SS1.1_Real_Numbers/Core_Mathematics_Real_Numbers_FinalExplanation.docx
@@ -38,6 +38,177 @@
           <w:szCs w:val="22"/>
         </w:rPr>
         <w:t xml:space="preserve">Student Assessment Document</w:t>
+      </w:r>
+    </w:p>
+    <w:p>
+      <w:pPr>
+        <w:spacing w:after="80" w:before="120"/>
+      </w:pPr>
+      <w:r>
+        <w:rPr>
+          <w:rFonts w:ascii="Arial" w:cs="Arial" w:eastAsia="Arial" w:hAnsi="Arial"/>
+          <w:b/>
+          <w:bCs/>
+          <w:color w:val="1F3864"/>
+          <w:sz w:val="20"/>
+          <w:szCs w:val="20"/>
+        </w:rPr>
+        <w:t xml:space="preserve">ATTRIBUTION AND LICENSING</w:t>
+      </w:r>
+    </w:p>
+    <w:p>
+      <w:pPr>
+        <w:spacing w:after="60" w:before="0"/>
+      </w:pPr>
+      <w:r>
+        <w:rPr>
+          <w:rFonts w:ascii="Arial" w:cs="Arial" w:eastAsia="Arial" w:hAnsi="Arial"/>
+          <w:b/>
+          <w:bCs/>
+          <w:sz w:val="17"/>
+          <w:szCs w:val="17"/>
+        </w:rPr>
+        <w:t xml:space="preserve">Curriculum Alignment: </w:t>
+      </w:r>
+      <w:r>
+        <w:rPr>
+          <w:rFonts w:ascii="Arial" w:cs="Arial" w:eastAsia="Arial" w:hAnsi="Arial"/>
+          <w:sz w:val="17"/>
+          <w:szCs w:val="17"/>
+        </w:rPr>
+        <w:t xml:space="preserve">Structured in pedagogical alignment with the competence-based curriculum format and learning outcomes established by the Kenya Institute of Curriculum Development (KICD). This material is independently developed and is not officially endorsed or published by KICD.</w:t>
+      </w:r>
+    </w:p>
+    <w:p>
+      <w:pPr>
+        <w:spacing w:after="60" w:before="0"/>
+      </w:pPr>
+      <w:r>
+        <w:rPr>
+          <w:rFonts w:ascii="Arial" w:cs="Arial" w:eastAsia="Arial" w:hAnsi="Arial"/>
+          <w:b/>
+          <w:bCs/>
+          <w:sz w:val="17"/>
+          <w:szCs w:val="17"/>
+        </w:rPr>
+        <w:t xml:space="preserve">Content &amp; Pedagogy: </w:t>
+      </w:r>
+      <w:r>
+        <w:rPr>
+          <w:rFonts w:ascii="Arial" w:cs="Arial" w:eastAsia="Arial" w:hAnsi="Arial"/>
+          <w:sz w:val="17"/>
+          <w:szCs w:val="17"/>
+        </w:rPr>
+        <w:t xml:space="preserve">Developed and adapted by the educator team at SeaVuria (registered 501(c)(3) in the United States and registered NGO in Kenya, No. 872-850A-BF11), who designed the pedagogical framework, lesson templates and exemplar lessons on which this material is based.</w:t>
+      </w:r>
+    </w:p>
+    <w:p>
+      <w:pPr>
+        <w:spacing w:after="60" w:before="0"/>
+      </w:pPr>
+      <w:r>
+        <w:rPr>
+          <w:rFonts w:ascii="Arial" w:cs="Arial" w:eastAsia="Arial" w:hAnsi="Arial"/>
+          <w:b/>
+          <w:bCs/>
+          <w:sz w:val="17"/>
+          <w:szCs w:val="17"/>
+        </w:rPr>
+        <w:t xml:space="preserve">Production &amp; Layout: </w:t>
+      </w:r>
+      <w:r>
+        <w:rPr>
+          <w:rFonts w:ascii="Arial" w:cs="Arial" w:eastAsia="Arial" w:hAnsi="Arial"/>
+          <w:sz w:val="17"/>
+          <w:szCs w:val="17"/>
+        </w:rPr>
+        <w:t xml:space="preserve">Educational design and curriculum sequencing by SeaVuria. Technical layout, structural formatting, and digital optimization/implementation executed in partnership with ARES Education (registered 501(c)(3) in the United States and Canada (as Afretech Aid) and registered NGO in Kenya), with lesson drafting and compilation assisted by AI (Claude, Anthropic).</w:t>
+      </w:r>
+    </w:p>
+    <w:p>
+      <w:pPr>
+        <w:pBdr>
+          <w:bottom w:val="single" w:color="1F3864" w:sz="6" w:space="6"/>
+        </w:pBdr>
+        <w:spacing w:after="60" w:before="0"/>
+      </w:pPr>
+      <w:r>
+        <w:rPr>
+          <w:rFonts w:ascii="Arial" w:cs="Arial" w:eastAsia="Arial" w:hAnsi="Arial"/>
+          <w:b/>
+          <w:bCs/>
+          <w:sz w:val="17"/>
+          <w:szCs w:val="17"/>
+        </w:rPr>
+        <w:t xml:space="preserve">Licensing &amp; Copyright: </w:t>
+      </w:r>
+      <w:r>
+        <w:rPr>
+          <w:rFonts w:ascii="Arial" w:cs="Arial" w:eastAsia="Arial" w:hAnsi="Arial"/>
+          <w:sz w:val="17"/>
+          <w:szCs w:val="17"/>
+        </w:rPr>
+        <w:t xml:space="preserve">© 2026 SeaVuria and ARES. This work is licensed under a </w:t>
+      </w:r>
+      <w:hyperlink w:history="1" r:id="rIdtuhhsqnf_tnl_waesmmpl">
+        <w:r>
+          <w:rPr>
+            <w:rFonts w:ascii="Arial" w:cs="Arial" w:eastAsia="Arial" w:hAnsi="Arial"/>
+            <w:color w:val="1F6B75"/>
+            <w:sz w:val="17"/>
+            <w:szCs w:val="17"/>
+            <w:u w:val="single" w:color="1F6B75"/>
+          </w:rPr>
+          <w:t xml:space="preserve">Creative Commons Attribution-NonCommercial 4.0 International License</w:t>
+        </w:r>
+      </w:hyperlink>
+      <w:r>
+        <w:rPr>
+          <w:rFonts w:ascii="Arial" w:cs="Arial" w:eastAsia="Arial" w:hAnsi="Arial"/>
+          <w:sz w:val="17"/>
+          <w:szCs w:val="17"/>
+        </w:rPr>
+        <w:t xml:space="preserve"> (</w:t>
+      </w:r>
+      <w:hyperlink w:history="1" r:id="rIdfhr462uunzgjtjvlefncl">
+        <w:r>
+          <w:rPr>
+            <w:rFonts w:ascii="Arial" w:cs="Arial" w:eastAsia="Arial" w:hAnsi="Arial"/>
+            <w:color w:val="1F6B75"/>
+            <w:sz w:val="17"/>
+            <w:szCs w:val="17"/>
+            <w:u w:val="single" w:color="1F6B75"/>
+          </w:rPr>
+          <w:t xml:space="preserve">CC BY-NC 4.0</w:t>
+        </w:r>
+      </w:hyperlink>
+      <w:r>
+        <w:rPr>
+          <w:rFonts w:ascii="Arial" w:cs="Arial" w:eastAsia="Arial" w:hAnsi="Arial"/>
+          <w:sz w:val="17"/>
+          <w:szCs w:val="17"/>
+        </w:rPr>
+        <w:t xml:space="preserve">). To view a copy of this license, visit </w:t>
+      </w:r>
+      <w:hyperlink w:history="1" r:id="rIdkk8njxkb0t4qv9gvogv_-">
+        <w:r>
+          <w:rPr>
+            <w:rFonts w:ascii="Arial" w:cs="Arial" w:eastAsia="Arial" w:hAnsi="Arial"/>
+            <w:color w:val="1F6B75"/>
+            <w:sz w:val="17"/>
+            <w:szCs w:val="17"/>
+            <w:u w:val="single" w:color="1F6B75"/>
+          </w:rPr>
+          <w:t xml:space="preserve">https://creativecommons.org/licenses/by-nc/4.0/</w:t>
+        </w:r>
+      </w:hyperlink>
+      <w:r>
+        <w:rPr>
+          <w:rFonts w:ascii="Arial" w:cs="Arial" w:eastAsia="Arial" w:hAnsi="Arial"/>
+          <w:sz w:val="17"/>
+          <w:szCs w:val="17"/>
+        </w:rPr>
+        <w:t xml:space="preserve">. You are free to copy, redistribute, and adapt this material in any medium or format, provided appropriate credit is given and the material is not used for commercial purposes. KICD learning outcomes and curriculum designations reproduced here for alignment purposes remain the property of KICD and are not covered by this license. Linked external resources (e.g. CK-12, Khan Academy, PhET) are subject to their own licenses.</w:t>
       </w:r>
     </w:p>
     <w:p>

--- a/data/outputs/v2/Core_Mathematics/SS1.1_Real_Numbers/Core_Mathematics_Real_Numbers_FinalExplanation.docx
+++ b/data/outputs/v2/Core_Mathematics/SS1.1_Real_Numbers/Core_Mathematics_Real_Numbers_FinalExplanation.docx
@@ -38,177 +38,6 @@
           <w:szCs w:val="22"/>
         </w:rPr>
         <w:t xml:space="preserve">Student Assessment Document</w:t>
-      </w:r>
-    </w:p>
-    <w:p>
-      <w:pPr>
-        <w:spacing w:after="80" w:before="120"/>
-      </w:pPr>
-      <w:r>
-        <w:rPr>
-          <w:rFonts w:ascii="Arial" w:cs="Arial" w:eastAsia="Arial" w:hAnsi="Arial"/>
-          <w:b/>
-          <w:bCs/>
-          <w:color w:val="1F3864"/>
-          <w:sz w:val="20"/>
-          <w:szCs w:val="20"/>
-        </w:rPr>
-        <w:t xml:space="preserve">ATTRIBUTION AND LICENSING</w:t>
-      </w:r>
-    </w:p>
-    <w:p>
-      <w:pPr>
-        <w:spacing w:after="60" w:before="0"/>
-      </w:pPr>
-      <w:r>
-        <w:rPr>
-          <w:rFonts w:ascii="Arial" w:cs="Arial" w:eastAsia="Arial" w:hAnsi="Arial"/>
-          <w:b/>
-          <w:bCs/>
-          <w:sz w:val="17"/>
-          <w:szCs w:val="17"/>
-        </w:rPr>
-        <w:t xml:space="preserve">Curriculum Alignment: </w:t>
-      </w:r>
-      <w:r>
-        <w:rPr>
-          <w:rFonts w:ascii="Arial" w:cs="Arial" w:eastAsia="Arial" w:hAnsi="Arial"/>
-          <w:sz w:val="17"/>
-          <w:szCs w:val="17"/>
-        </w:rPr>
-        <w:t xml:space="preserve">Structured in pedagogical alignment with the competence-based curriculum format and learning outcomes established by the Kenya Institute of Curriculum Development (KICD). This material is independently developed and is not officially endorsed or published by KICD.</w:t>
-      </w:r>
-    </w:p>
-    <w:p>
-      <w:pPr>
-        <w:spacing w:after="60" w:before="0"/>
-      </w:pPr>
-      <w:r>
-        <w:rPr>
-          <w:rFonts w:ascii="Arial" w:cs="Arial" w:eastAsia="Arial" w:hAnsi="Arial"/>
-          <w:b/>
-          <w:bCs/>
-          <w:sz w:val="17"/>
-          <w:szCs w:val="17"/>
-        </w:rPr>
-        <w:t xml:space="preserve">Content &amp; Pedagogy: </w:t>
-      </w:r>
-      <w:r>
-        <w:rPr>
-          <w:rFonts w:ascii="Arial" w:cs="Arial" w:eastAsia="Arial" w:hAnsi="Arial"/>
-          <w:sz w:val="17"/>
-          <w:szCs w:val="17"/>
-        </w:rPr>
-        <w:t xml:space="preserve">Developed and adapted by the educator team at SeaVuria (registered 501(c)(3) in the United States and registered NGO in Kenya, No. 872-850A-BF11), who designed the pedagogical framework, lesson templates and exemplar lessons on which this material is based.</w:t>
-      </w:r>
-    </w:p>
-    <w:p>
-      <w:pPr>
-        <w:spacing w:after="60" w:before="0"/>
-      </w:pPr>
-      <w:r>
-        <w:rPr>
-          <w:rFonts w:ascii="Arial" w:cs="Arial" w:eastAsia="Arial" w:hAnsi="Arial"/>
-          <w:b/>
-          <w:bCs/>
-          <w:sz w:val="17"/>
-          <w:szCs w:val="17"/>
-        </w:rPr>
-        <w:t xml:space="preserve">Production &amp; Layout: </w:t>
-      </w:r>
-      <w:r>
-        <w:rPr>
-          <w:rFonts w:ascii="Arial" w:cs="Arial" w:eastAsia="Arial" w:hAnsi="Arial"/>
-          <w:sz w:val="17"/>
-          <w:szCs w:val="17"/>
-        </w:rPr>
-        <w:t xml:space="preserve">Educational design and curriculum sequencing by SeaVuria. Technical layout, structural formatting, and digital optimization/implementation executed in partnership with ARES Education (registered 501(c)(3) in the United States and Canada (as Afretech Aid) and registered NGO in Kenya), with lesson drafting and compilation assisted by AI (Claude, Anthropic).</w:t>
-      </w:r>
-    </w:p>
-    <w:p>
-      <w:pPr>
-        <w:pBdr>
-          <w:bottom w:val="single" w:color="1F3864" w:sz="6" w:space="6"/>
-        </w:pBdr>
-        <w:spacing w:after="60" w:before="0"/>
-      </w:pPr>
-      <w:r>
-        <w:rPr>
-          <w:rFonts w:ascii="Arial" w:cs="Arial" w:eastAsia="Arial" w:hAnsi="Arial"/>
-          <w:b/>
-          <w:bCs/>
-          <w:sz w:val="17"/>
-          <w:szCs w:val="17"/>
-        </w:rPr>
-        <w:t xml:space="preserve">Licensing &amp; Copyright: </w:t>
-      </w:r>
-      <w:r>
-        <w:rPr>
-          <w:rFonts w:ascii="Arial" w:cs="Arial" w:eastAsia="Arial" w:hAnsi="Arial"/>
-          <w:sz w:val="17"/>
-          <w:szCs w:val="17"/>
-        </w:rPr>
-        <w:t xml:space="preserve">© 2026 SeaVuria and ARES. This work is licensed under a </w:t>
-      </w:r>
-      <w:hyperlink w:history="1" r:id="rIdtuhhsqnf_tnl_waesmmpl">
-        <w:r>
-          <w:rPr>
-            <w:rFonts w:ascii="Arial" w:cs="Arial" w:eastAsia="Arial" w:hAnsi="Arial"/>
-            <w:color w:val="1F6B75"/>
-            <w:sz w:val="17"/>
-            <w:szCs w:val="17"/>
-            <w:u w:val="single" w:color="1F6B75"/>
-          </w:rPr>
-          <w:t xml:space="preserve">Creative Commons Attribution-NonCommercial 4.0 International License</w:t>
-        </w:r>
-      </w:hyperlink>
-      <w:r>
-        <w:rPr>
-          <w:rFonts w:ascii="Arial" w:cs="Arial" w:eastAsia="Arial" w:hAnsi="Arial"/>
-          <w:sz w:val="17"/>
-          <w:szCs w:val="17"/>
-        </w:rPr>
-        <w:t xml:space="preserve"> (</w:t>
-      </w:r>
-      <w:hyperlink w:history="1" r:id="rIdfhr462uunzgjtjvlefncl">
-        <w:r>
-          <w:rPr>
-            <w:rFonts w:ascii="Arial" w:cs="Arial" w:eastAsia="Arial" w:hAnsi="Arial"/>
-            <w:color w:val="1F6B75"/>
-            <w:sz w:val="17"/>
-            <w:szCs w:val="17"/>
-            <w:u w:val="single" w:color="1F6B75"/>
-          </w:rPr>
-          <w:t xml:space="preserve">CC BY-NC 4.0</w:t>
-        </w:r>
-      </w:hyperlink>
-      <w:r>
-        <w:rPr>
-          <w:rFonts w:ascii="Arial" w:cs="Arial" w:eastAsia="Arial" w:hAnsi="Arial"/>
-          <w:sz w:val="17"/>
-          <w:szCs w:val="17"/>
-        </w:rPr>
-        <w:t xml:space="preserve">). To view a copy of this license, visit </w:t>
-      </w:r>
-      <w:hyperlink w:history="1" r:id="rIdkk8njxkb0t4qv9gvogv_-">
-        <w:r>
-          <w:rPr>
-            <w:rFonts w:ascii="Arial" w:cs="Arial" w:eastAsia="Arial" w:hAnsi="Arial"/>
-            <w:color w:val="1F6B75"/>
-            <w:sz w:val="17"/>
-            <w:szCs w:val="17"/>
-            <w:u w:val="single" w:color="1F6B75"/>
-          </w:rPr>
-          <w:t xml:space="preserve">https://creativecommons.org/licenses/by-nc/4.0/</w:t>
-        </w:r>
-      </w:hyperlink>
-      <w:r>
-        <w:rPr>
-          <w:rFonts w:ascii="Arial" w:cs="Arial" w:eastAsia="Arial" w:hAnsi="Arial"/>
-          <w:sz w:val="17"/>
-          <w:szCs w:val="17"/>
-        </w:rPr>
-        <w:t xml:space="preserve">. You are free to copy, redistribute, and adapt this material in any medium or format, provided appropriate credit is given and the material is not used for commercial purposes. KICD learning outcomes and curriculum designations reproduced here for alignment purposes remain the property of KICD and are not covered by this license. Linked external resources (e.g. CK-12, Khan Academy, PhET) are subject to their own licenses.</w:t>
       </w:r>
     </w:p>
     <w:p>
@@ -2077,6 +1906,185 @@
         </w:tc>
       </w:tr>
     </w:tbl>
+    <w:p>
+      <w:pPr>
+        <w:spacing w:after="120"/>
+      </w:pPr>
+      <w:r>
+        <w:t xml:space="preserve"/>
+      </w:r>
+    </w:p>
+    <w:p>
+      <w:pPr>
+        <w:spacing w:after="80" w:before="120"/>
+      </w:pPr>
+      <w:r>
+        <w:rPr>
+          <w:rFonts w:ascii="Arial" w:cs="Arial" w:eastAsia="Arial" w:hAnsi="Arial"/>
+          <w:b/>
+          <w:bCs/>
+          <w:color w:val="1F3864"/>
+          <w:sz w:val="20"/>
+          <w:szCs w:val="20"/>
+        </w:rPr>
+        <w:t xml:space="preserve">ATTRIBUTION AND LICENSING</w:t>
+      </w:r>
+    </w:p>
+    <w:p>
+      <w:pPr>
+        <w:spacing w:after="60" w:before="0"/>
+      </w:pPr>
+      <w:r>
+        <w:rPr>
+          <w:rFonts w:ascii="Arial" w:cs="Arial" w:eastAsia="Arial" w:hAnsi="Arial"/>
+          <w:b/>
+          <w:bCs/>
+          <w:sz w:val="17"/>
+          <w:szCs w:val="17"/>
+        </w:rPr>
+        <w:t xml:space="preserve">Curriculum Alignment: </w:t>
+      </w:r>
+      <w:r>
+        <w:rPr>
+          <w:rFonts w:ascii="Arial" w:cs="Arial" w:eastAsia="Arial" w:hAnsi="Arial"/>
+          <w:sz w:val="17"/>
+          <w:szCs w:val="17"/>
+        </w:rPr>
+        <w:t xml:space="preserve">Structured in pedagogical alignment with the competence-based curriculum format and learning outcomes established by the Kenya Institute of Curriculum Development (KICD). This material is independently developed and is not officially endorsed or published by KICD.</w:t>
+      </w:r>
+    </w:p>
+    <w:p>
+      <w:pPr>
+        <w:spacing w:after="60" w:before="0"/>
+      </w:pPr>
+      <w:r>
+        <w:rPr>
+          <w:rFonts w:ascii="Arial" w:cs="Arial" w:eastAsia="Arial" w:hAnsi="Arial"/>
+          <w:b/>
+          <w:bCs/>
+          <w:sz w:val="17"/>
+          <w:szCs w:val="17"/>
+        </w:rPr>
+        <w:t xml:space="preserve">Content &amp; Pedagogy: </w:t>
+      </w:r>
+      <w:r>
+        <w:rPr>
+          <w:rFonts w:ascii="Arial" w:cs="Arial" w:eastAsia="Arial" w:hAnsi="Arial"/>
+          <w:sz w:val="17"/>
+          <w:szCs w:val="17"/>
+        </w:rPr>
+        <w:t xml:space="preserve">Developed and adapted by the educator team at SeaVuria (registered 501(c)(3) in the United States and registered NGO in Kenya, No. 872-850A-BF11), who designed the pedagogical framework, lesson templates and exemplar lessons on which this material is based.</w:t>
+      </w:r>
+    </w:p>
+    <w:p>
+      <w:pPr>
+        <w:spacing w:after="60" w:before="0"/>
+      </w:pPr>
+      <w:r>
+        <w:rPr>
+          <w:rFonts w:ascii="Arial" w:cs="Arial" w:eastAsia="Arial" w:hAnsi="Arial"/>
+          <w:b/>
+          <w:bCs/>
+          <w:sz w:val="17"/>
+          <w:szCs w:val="17"/>
+        </w:rPr>
+        <w:t xml:space="preserve">Production &amp; Layout: </w:t>
+      </w:r>
+      <w:r>
+        <w:rPr>
+          <w:rFonts w:ascii="Arial" w:cs="Arial" w:eastAsia="Arial" w:hAnsi="Arial"/>
+          <w:sz w:val="17"/>
+          <w:szCs w:val="17"/>
+        </w:rPr>
+        <w:t xml:space="preserve">Educational design and curriculum sequencing by SeaVuria. Technical layout, structural formatting, and digital optimization/implementation executed in partnership with ARES Education (registered 501(c)(3) in the United States and Canada (as Afretech Aid) and registered NGO in Kenya), with lesson drafting and compilation assisted by AI (Claude, Anthropic).</w:t>
+      </w:r>
+    </w:p>
+    <w:p>
+      <w:pPr>
+        <w:pBdr>
+          <w:bottom w:val="single" w:color="1F3864" w:sz="6" w:space="6"/>
+        </w:pBdr>
+        <w:spacing w:after="60" w:before="0"/>
+      </w:pPr>
+      <w:r>
+        <w:rPr>
+          <w:rFonts w:ascii="Arial" w:cs="Arial" w:eastAsia="Arial" w:hAnsi="Arial"/>
+          <w:b/>
+          <w:bCs/>
+          <w:sz w:val="17"/>
+          <w:szCs w:val="17"/>
+        </w:rPr>
+        <w:t xml:space="preserve">Licensing &amp; Copyright: </w:t>
+      </w:r>
+      <w:r>
+        <w:rPr>
+          <w:rFonts w:ascii="Arial" w:cs="Arial" w:eastAsia="Arial" w:hAnsi="Arial"/>
+          <w:sz w:val="17"/>
+          <w:szCs w:val="17"/>
+        </w:rPr>
+        <w:t xml:space="preserve">© 2026 SeaVuria and ARES. This work is licensed under a </w:t>
+      </w:r>
+      <w:hyperlink w:history="1" r:id="rIdwjysut7u_9bmwu4c71fjc">
+        <w:r>
+          <w:rPr>
+            <w:rFonts w:ascii="Arial" w:cs="Arial" w:eastAsia="Arial" w:hAnsi="Arial"/>
+            <w:color w:val="1F6B75"/>
+            <w:sz w:val="17"/>
+            <w:szCs w:val="17"/>
+            <w:u w:val="single" w:color="1F6B75"/>
+          </w:rPr>
+          <w:t xml:space="preserve">Creative Commons Attribution-NonCommercial 4.0 International License</w:t>
+        </w:r>
+      </w:hyperlink>
+      <w:r>
+        <w:rPr>
+          <w:rFonts w:ascii="Arial" w:cs="Arial" w:eastAsia="Arial" w:hAnsi="Arial"/>
+          <w:sz w:val="17"/>
+          <w:szCs w:val="17"/>
+        </w:rPr>
+        <w:t xml:space="preserve"> (</w:t>
+      </w:r>
+      <w:hyperlink w:history="1" r:id="rIdjjoqkjnffx72g-s6jjhpw">
+        <w:r>
+          <w:rPr>
+            <w:rFonts w:ascii="Arial" w:cs="Arial" w:eastAsia="Arial" w:hAnsi="Arial"/>
+            <w:color w:val="1F6B75"/>
+            <w:sz w:val="17"/>
+            <w:szCs w:val="17"/>
+            <w:u w:val="single" w:color="1F6B75"/>
+          </w:rPr>
+          <w:t xml:space="preserve">CC BY-NC 4.0</w:t>
+        </w:r>
+      </w:hyperlink>
+      <w:r>
+        <w:rPr>
+          <w:rFonts w:ascii="Arial" w:cs="Arial" w:eastAsia="Arial" w:hAnsi="Arial"/>
+          <w:sz w:val="17"/>
+          <w:szCs w:val="17"/>
+        </w:rPr>
+        <w:t xml:space="preserve">). To view a copy of this license, visit </w:t>
+      </w:r>
+      <w:hyperlink w:history="1" r:id="rIdpse4sl2qejsmpvmoe9ghz">
+        <w:r>
+          <w:rPr>
+            <w:rFonts w:ascii="Arial" w:cs="Arial" w:eastAsia="Arial" w:hAnsi="Arial"/>
+            <w:color w:val="1F6B75"/>
+            <w:sz w:val="17"/>
+            <w:szCs w:val="17"/>
+            <w:u w:val="single" w:color="1F6B75"/>
+          </w:rPr>
+          <w:t xml:space="preserve">https://creativecommons.org/licenses/by-nc/4.0/</w:t>
+        </w:r>
+      </w:hyperlink>
+      <w:r>
+        <w:rPr>
+          <w:rFonts w:ascii="Arial" w:cs="Arial" w:eastAsia="Arial" w:hAnsi="Arial"/>
+          <w:sz w:val="17"/>
+          <w:szCs w:val="17"/>
+        </w:rPr>
+        <w:t xml:space="preserve">. You are free to copy, redistribute, and adapt this material in any medium or format, provided appropriate credit is given and the material is not used for commercial purposes. KICD learning outcomes and curriculum designations reproduced here for alignment purposes remain the property of KICD and are not covered by this license. Linked external resources (e.g. CK-12, Khan Academy, PhET) are subject to their own licenses.</w:t>
+      </w:r>
+    </w:p>
     <w:sectPr>
       <w:pgSz w:w="15840" w:h="12240" w:orient="landscape"/>
       <w:pgMar w:top="1080" w:right="1080" w:bottom="1080" w:left="1080" w:header="708" w:footer="708" w:gutter="0"/>

--- a/data/outputs/v2/Core_Mathematics/SS1.1_Real_Numbers/Core_Mathematics_Real_Numbers_FinalExplanation.docx
+++ b/data/outputs/v2/Core_Mathematics/SS1.1_Real_Numbers/Core_Mathematics_Real_Numbers_FinalExplanation.docx
@@ -95,7 +95,7 @@
                 <w:sz w:val="22"/>
                 <w:szCs w:val="22"/>
               </w:rPr>
-              <w:t xml:space="preserve">FINAL EXPLANATION: CORE MATHEMATICS – GRADE 10 | SUB-STRAND 1.1: REAL NUMBERS</w:t>
+              <w:t xml:space="preserve">FINAL EXPLANATION: CORE MATHEMATICS GRADE 10 – SUB-STRAND 1.1 REAL NUMBERS: FINAL EXPLANATION</w:t>
             </w:r>
           </w:p>
         </w:tc>
@@ -422,7 +422,7 @@
                 <w:sz w:val="18"/>
                 <w:szCs w:val="18"/>
               </w:rPr>
-              <w:t xml:space="preserve">This is your Final Explanation document. Your goal is to write a complete, well-organised answer to the driving question using everything you have learned across all 8 lessons. Read the driving question carefully, then use the sections below as a guide to build your answer. Each section has a prompt telling you what to write about and an exemplar showing you the standard expected. Write in your own words — do not copy the exemplar. Use mathematical vocabulary, real-life Kenyan examples, and refer back to the Ugali Pot Problem whenever it helps you explain your thinking. Your final answer should feel like one connected piece of writing, not a list of facts.</w:t>
+              <w:t xml:space="preserve">Driving question: Why can we never write some everyday numbers down completely, and how do mathematicians and Kenyan professionals work accurately with numbers that go on forever? Use what you learned in Lessons 1 to 8 to answer the five sections below. Refer to the Ugali Pot Problem from Gikomba Market: a sufuria with a diameter of 28 cm, where 28 × π = 87.96459430… on the calculator and the daughter cut her string to 88 cm. Write in full sentences, show every step of any calculation, and use the correct mathematical words. Use your own words and the evidence from our class work.</w:t>
             </w:r>
           </w:p>
         </w:tc>
@@ -450,14 +450,12 @@
         <w:tblLayout w:type="fixed"/>
       </w:tblPr>
       <w:tblGrid>
-        <w:gridCol w:w="3000"/>
-        <w:gridCol w:w="10680"/>
+        <w:gridCol w:w="13680"/>
       </w:tblGrid>
       <w:tr>
         <w:tc>
           <w:tcPr>
             <w:tcW w:type="dxa" w:w="13680"/>
-            <w:gridSpan w:val="2"/>
             <w:shd w:fill="1F3864" w:color="auto" w:val="clear"/>
             <w:tcMar>
               <w:top w:type="dxa" w:w="60"/>
@@ -483,7 +481,7 @@
                 <w:sz w:val="22"/>
                 <w:szCs w:val="22"/>
               </w:rPr>
-              <w:t xml:space="preserve">Section 1 – The Problem with the Sufuria: Setting Up the Driving Question</w:t>
+              <w:t xml:space="preserve">Part 1: Which numbers can be written down exactly?</w:t>
             </w:r>
           </w:p>
         </w:tc>
@@ -491,7 +489,7 @@
       <w:tr>
         <w:tc>
           <w:tcPr>
-            <w:tcW w:type="dxa" w:w="3000"/>
+            <w:tcW w:type="dxa" w:w="13680"/>
             <w:shd w:fill="D9EEF1" w:color="auto" w:val="clear"/>
             <w:tcMar>
               <w:top w:type="dxa" w:w="60"/>
@@ -517,25 +515,511 @@
                 <w:sz w:val="18"/>
                 <w:szCs w:val="18"/>
               </w:rPr>
-              <w:t xml:space="preserve">Begin your explanation by describing the Ugali Pot Problem in your own words. Why is the circumference of the sufuria puzzling, even though the diameter is a perfectly whole number (28 cm)? What mathematical question does this situation force us to ask about numbers? Make sure you introduce the idea that not all numbers behave the same way.</w:t>
-            </w:r>
-          </w:p>
-        </w:tc>
-        <w:tc>
-          <w:tcPr>
-            <w:tcW w:type="dxa" w:w="10680"/>
-            <w:shd w:fill="FFFFFF" w:color="auto" w:val="clear"/>
-            <w:tcMar>
-              <w:top w:type="dxa" w:w="60"/>
-              <w:left w:type="dxa" w:w="120"/>
-              <w:bottom w:type="dxa" w:w="60"/>
-              <w:right w:type="dxa" w:w="120"/>
-            </w:tcMar>
-            <w:vAlign w:val="top"/>
-          </w:tcPr>
-          <w:p>
-            <w:pPr>
-              <w:spacing w:after="40" w:before="0"/>
+              <w:t xml:space="preserve">Look at the table of everyday Kenyan numbers.</w:t>
+            </w:r>
+          </w:p>
+          <w:p>
+            <w:pPr>
+              <w:spacing w:after="40" w:before="0"/>
+              <w:jc w:val="left"/>
+            </w:pPr>
+            <w:r>
+              <w:rPr>
+                <w:rFonts w:ascii="Arial" w:cs="Arial" w:eastAsia="Arial" w:hAnsi="Arial"/>
+                <w:b/>
+                <w:bCs/>
+                <w:i w:val="false"/>
+                <w:iCs w:val="false"/>
+                <w:color w:val="000000"/>
+                <w:sz w:val="18"/>
+                <w:szCs w:val="18"/>
+              </w:rPr>
+              <w:t xml:space="preserve"/>
+            </w:r>
+          </w:p>
+          <w:tbl>
+            <w:tblPr>
+              <w:tblW w:type="dxa" w:w="13320"/>
+              <w:tblBorders>
+                <w:top w:val="single" w:color="AAAAAA" w:sz="4"/>
+                <w:left w:val="single" w:color="AAAAAA" w:sz="4"/>
+                <w:bottom w:val="single" w:color="AAAAAA" w:sz="4"/>
+                <w:right w:val="single" w:color="AAAAAA" w:sz="4"/>
+                <w:insideH w:val="single" w:color="auto" w:sz="4"/>
+                <w:insideV w:val="single" w:color="auto" w:sz="4"/>
+              </w:tblBorders>
+              <w:tblLayout w:type="fixed"/>
+            </w:tblPr>
+            <w:tblGrid>
+              <w:gridCol w:w="6660"/>
+              <w:gridCol w:w="6660"/>
+            </w:tblGrid>
+            <w:tr>
+              <w:tc>
+                <w:tcPr>
+                  <w:tcW w:type="dxa" w:w="6660"/>
+                  <w:shd w:fill="D5E8F0" w:color="auto" w:val="clear"/>
+                  <w:tcMar>
+                    <w:top w:type="dxa" w:w="60"/>
+                    <w:left w:type="dxa" w:w="120"/>
+                    <w:bottom w:type="dxa" w:w="60"/>
+                    <w:right w:type="dxa" w:w="120"/>
+                  </w:tcMar>
+                  <w:vAlign w:val="top"/>
+                </w:tcPr>
+                <w:p>
+                  <w:pPr>
+                    <w:spacing w:after="40" w:before="0"/>
+                    <w:jc w:val="left"/>
+                  </w:pPr>
+                  <w:r>
+                    <w:rPr>
+                      <w:rFonts w:ascii="Arial" w:cs="Arial" w:eastAsia="Arial" w:hAnsi="Arial"/>
+                      <w:b/>
+                      <w:bCs/>
+                      <w:i w:val="false"/>
+                      <w:iCs w:val="false"/>
+                      <w:color w:val="000000"/>
+                      <w:sz w:val="18"/>
+                      <w:szCs w:val="18"/>
+                    </w:rPr>
+                    <w:t xml:space="preserve">Number</w:t>
+                  </w:r>
+                </w:p>
+              </w:tc>
+              <w:tc>
+                <w:tcPr>
+                  <w:tcW w:type="dxa" w:w="6660"/>
+                  <w:shd w:fill="D5E8F0" w:color="auto" w:val="clear"/>
+                  <w:tcMar>
+                    <w:top w:type="dxa" w:w="60"/>
+                    <w:left w:type="dxa" w:w="120"/>
+                    <w:bottom w:type="dxa" w:w="60"/>
+                    <w:right w:type="dxa" w:w="120"/>
+                  </w:tcMar>
+                  <w:vAlign w:val="top"/>
+                </w:tcPr>
+                <w:p>
+                  <w:pPr>
+                    <w:spacing w:after="40" w:before="0"/>
+                    <w:jc w:val="left"/>
+                  </w:pPr>
+                  <w:r>
+                    <w:rPr>
+                      <w:rFonts w:ascii="Arial" w:cs="Arial" w:eastAsia="Arial" w:hAnsi="Arial"/>
+                      <w:b/>
+                      <w:bCs/>
+                      <w:i w:val="false"/>
+                      <w:iCs w:val="false"/>
+                      <w:color w:val="000000"/>
+                      <w:sz w:val="18"/>
+                      <w:szCs w:val="18"/>
+                    </w:rPr>
+                    <w:t xml:space="preserve">Where it comes from</w:t>
+                  </w:r>
+                </w:p>
+              </w:tc>
+            </w:tr>
+            <w:tr>
+              <w:tc>
+                <w:tcPr>
+                  <w:tcW w:type="dxa" w:w="6660"/>
+                  <w:shd w:fill="FFFFFF" w:color="auto" w:val="clear"/>
+                  <w:tcMar>
+                    <w:top w:type="dxa" w:w="60"/>
+                    <w:left w:type="dxa" w:w="120"/>
+                    <w:bottom w:type="dxa" w:w="60"/>
+                    <w:right w:type="dxa" w:w="120"/>
+                  </w:tcMar>
+                  <w:vAlign w:val="top"/>
+                </w:tcPr>
+                <w:p>
+                  <w:pPr>
+                    <w:spacing w:after="40" w:before="0"/>
+                    <w:jc w:val="left"/>
+                  </w:pPr>
+                  <w:r>
+                    <w:rPr>
+                      <w:rFonts w:ascii="Arial" w:cs="Arial" w:eastAsia="Arial" w:hAnsi="Arial"/>
+                      <w:b w:val="false"/>
+                      <w:bCs w:val="false"/>
+                      <w:i w:val="false"/>
+                      <w:iCs w:val="false"/>
+                      <w:color w:val="000000"/>
+                      <w:sz w:val="18"/>
+                      <w:szCs w:val="18"/>
+                    </w:rPr>
+                    <w:t xml:space="preserve">60.50</w:t>
+                  </w:r>
+                </w:p>
+              </w:tc>
+              <w:tc>
+                <w:tcPr>
+                  <w:tcW w:type="dxa" w:w="6660"/>
+                  <w:shd w:fill="FFFFFF" w:color="auto" w:val="clear"/>
+                  <w:tcMar>
+                    <w:top w:type="dxa" w:w="60"/>
+                    <w:left w:type="dxa" w:w="120"/>
+                    <w:bottom w:type="dxa" w:w="60"/>
+                    <w:right w:type="dxa" w:w="120"/>
+                  </w:tcMar>
+                  <w:vAlign w:val="top"/>
+                </w:tcPr>
+                <w:p>
+                  <w:pPr>
+                    <w:spacing w:after="40" w:before="0"/>
+                    <w:jc w:val="left"/>
+                  </w:pPr>
+                  <w:r>
+                    <w:rPr>
+                      <w:rFonts w:ascii="Arial" w:cs="Arial" w:eastAsia="Arial" w:hAnsi="Arial"/>
+                      <w:b w:val="false"/>
+                      <w:bCs w:val="false"/>
+                      <w:i w:val="false"/>
+                      <w:iCs w:val="false"/>
+                      <w:color w:val="000000"/>
+                      <w:sz w:val="18"/>
+                      <w:szCs w:val="18"/>
+                    </w:rPr>
+                    <w:t xml:space="preserve">Price of 1 kg of unga (Ksh)</w:t>
+                  </w:r>
+                </w:p>
+              </w:tc>
+            </w:tr>
+            <w:tr>
+              <w:tc>
+                <w:tcPr>
+                  <w:tcW w:type="dxa" w:w="6660"/>
+                  <w:shd w:fill="FFFFFF" w:color="auto" w:val="clear"/>
+                  <w:tcMar>
+                    <w:top w:type="dxa" w:w="60"/>
+                    <w:left w:type="dxa" w:w="120"/>
+                    <w:bottom w:type="dxa" w:w="60"/>
+                    <w:right w:type="dxa" w:w="120"/>
+                  </w:tcMar>
+                  <w:vAlign w:val="top"/>
+                </w:tcPr>
+                <w:p>
+                  <w:pPr>
+                    <w:spacing w:after="40" w:before="0"/>
+                    <w:jc w:val="left"/>
+                  </w:pPr>
+                  <w:r>
+                    <w:rPr>
+                      <w:rFonts w:ascii="Arial" w:cs="Arial" w:eastAsia="Arial" w:hAnsi="Arial"/>
+                      <w:b w:val="false"/>
+                      <w:bCs w:val="false"/>
+                      <w:i w:val="false"/>
+                      <w:iCs w:val="false"/>
+                      <w:color w:val="000000"/>
+                      <w:sz w:val="18"/>
+                      <w:szCs w:val="18"/>
+                    </w:rPr>
+                    <w:t xml:space="preserve">160</w:t>
+                  </w:r>
+                </w:p>
+              </w:tc>
+              <w:tc>
+                <w:tcPr>
+                  <w:tcW w:type="dxa" w:w="6660"/>
+                  <w:shd w:fill="FFFFFF" w:color="auto" w:val="clear"/>
+                  <w:tcMar>
+                    <w:top w:type="dxa" w:w="60"/>
+                    <w:left w:type="dxa" w:w="120"/>
+                    <w:bottom w:type="dxa" w:w="60"/>
+                    <w:right w:type="dxa" w:w="120"/>
+                  </w:tcMar>
+                  <w:vAlign w:val="top"/>
+                </w:tcPr>
+                <w:p>
+                  <w:pPr>
+                    <w:spacing w:after="40" w:before="0"/>
+                    <w:jc w:val="left"/>
+                  </w:pPr>
+                  <w:r>
+                    <w:rPr>
+                      <w:rFonts w:ascii="Arial" w:cs="Arial" w:eastAsia="Arial" w:hAnsi="Arial"/>
+                      <w:b w:val="false"/>
+                      <w:bCs w:val="false"/>
+                      <w:i w:val="false"/>
+                      <w:iCs w:val="false"/>
+                      <w:color w:val="000000"/>
+                      <w:sz w:val="18"/>
+                      <w:szCs w:val="18"/>
+                    </w:rPr>
+                    <w:t xml:space="preserve">Distance from Nairobi to Nakuru (km)</w:t>
+                  </w:r>
+                </w:p>
+              </w:tc>
+            </w:tr>
+            <w:tr>
+              <w:tc>
+                <w:tcPr>
+                  <w:tcW w:type="dxa" w:w="6660"/>
+                  <w:shd w:fill="FFFFFF" w:color="auto" w:val="clear"/>
+                  <w:tcMar>
+                    <w:top w:type="dxa" w:w="60"/>
+                    <w:left w:type="dxa" w:w="120"/>
+                    <w:bottom w:type="dxa" w:w="60"/>
+                    <w:right w:type="dxa" w:w="120"/>
+                  </w:tcMar>
+                  <w:vAlign w:val="top"/>
+                </w:tcPr>
+                <w:p>
+                  <w:pPr>
+                    <w:spacing w:after="40" w:before="0"/>
+                    <w:jc w:val="left"/>
+                  </w:pPr>
+                  <w:r>
+                    <w:rPr>
+                      <w:rFonts w:ascii="Arial" w:cs="Arial" w:eastAsia="Arial" w:hAnsi="Arial"/>
+                      <w:b w:val="false"/>
+                      <w:bCs w:val="false"/>
+                      <w:i w:val="false"/>
+                      <w:iCs w:val="false"/>
+                      <w:color w:val="000000"/>
+                      <w:sz w:val="18"/>
+                      <w:szCs w:val="18"/>
+                    </w:rPr>
+                    <w:t xml:space="preserve">34.5</w:t>
+                  </w:r>
+                </w:p>
+              </w:tc>
+              <w:tc>
+                <w:tcPr>
+                  <w:tcW w:type="dxa" w:w="6660"/>
+                  <w:shd w:fill="FFFFFF" w:color="auto" w:val="clear"/>
+                  <w:tcMar>
+                    <w:top w:type="dxa" w:w="60"/>
+                    <w:left w:type="dxa" w:w="120"/>
+                    <w:bottom w:type="dxa" w:w="60"/>
+                    <w:right w:type="dxa" w:w="120"/>
+                  </w:tcMar>
+                  <w:vAlign w:val="top"/>
+                </w:tcPr>
+                <w:p>
+                  <w:pPr>
+                    <w:spacing w:after="40" w:before="0"/>
+                    <w:jc w:val="left"/>
+                  </w:pPr>
+                  <w:r>
+                    <w:rPr>
+                      <w:rFonts w:ascii="Arial" w:cs="Arial" w:eastAsia="Arial" w:hAnsi="Arial"/>
+                      <w:b w:val="false"/>
+                      <w:bCs w:val="false"/>
+                      <w:i w:val="false"/>
+                      <w:iCs w:val="false"/>
+                      <w:color w:val="000000"/>
+                      <w:sz w:val="18"/>
+                      <w:szCs w:val="18"/>
+                    </w:rPr>
+                    <w:t xml:space="preserve">Temperature in Kisumu (°C)</w:t>
+                  </w:r>
+                </w:p>
+              </w:tc>
+            </w:tr>
+            <w:tr>
+              <w:tc>
+                <w:tcPr>
+                  <w:tcW w:type="dxa" w:w="6660"/>
+                  <w:shd w:fill="FFFFFF" w:color="auto" w:val="clear"/>
+                  <w:tcMar>
+                    <w:top w:type="dxa" w:w="60"/>
+                    <w:left w:type="dxa" w:w="120"/>
+                    <w:bottom w:type="dxa" w:w="60"/>
+                    <w:right w:type="dxa" w:w="120"/>
+                  </w:tcMar>
+                  <w:vAlign w:val="top"/>
+                </w:tcPr>
+                <w:p>
+                  <w:pPr>
+                    <w:spacing w:after="40" w:before="0"/>
+                    <w:jc w:val="left"/>
+                  </w:pPr>
+                  <w:r>
+                    <w:rPr>
+                      <w:rFonts w:ascii="Arial" w:cs="Arial" w:eastAsia="Arial" w:hAnsi="Arial"/>
+                      <w:b w:val="false"/>
+                      <w:bCs w:val="false"/>
+                      <w:i w:val="false"/>
+                      <w:iCs w:val="false"/>
+                      <w:color w:val="000000"/>
+                      <w:sz w:val="18"/>
+                      <w:szCs w:val="18"/>
+                    </w:rPr>
+                    <w:t xml:space="preserve">1/3</w:t>
+                  </w:r>
+                </w:p>
+              </w:tc>
+              <w:tc>
+                <w:tcPr>
+                  <w:tcW w:type="dxa" w:w="6660"/>
+                  <w:shd w:fill="FFFFFF" w:color="auto" w:val="clear"/>
+                  <w:tcMar>
+                    <w:top w:type="dxa" w:w="60"/>
+                    <w:left w:type="dxa" w:w="120"/>
+                    <w:bottom w:type="dxa" w:w="60"/>
+                    <w:right w:type="dxa" w:w="120"/>
+                  </w:tcMar>
+                  <w:vAlign w:val="top"/>
+                </w:tcPr>
+                <w:p>
+                  <w:pPr>
+                    <w:spacing w:after="40" w:before="0"/>
+                    <w:jc w:val="left"/>
+                  </w:pPr>
+                  <w:r>
+                    <w:rPr>
+                      <w:rFonts w:ascii="Arial" w:cs="Arial" w:eastAsia="Arial" w:hAnsi="Arial"/>
+                      <w:b w:val="false"/>
+                      <w:bCs w:val="false"/>
+                      <w:i w:val="false"/>
+                      <w:iCs w:val="false"/>
+                      <w:color w:val="000000"/>
+                      <w:sz w:val="18"/>
+                      <w:szCs w:val="18"/>
+                    </w:rPr>
+                    <w:t xml:space="preserve">Share of a kilo of unga</w:t>
+                  </w:r>
+                </w:p>
+              </w:tc>
+            </w:tr>
+            <w:tr>
+              <w:tc>
+                <w:tcPr>
+                  <w:tcW w:type="dxa" w:w="6660"/>
+                  <w:shd w:fill="FFFFFF" w:color="auto" w:val="clear"/>
+                  <w:tcMar>
+                    <w:top w:type="dxa" w:w="60"/>
+                    <w:left w:type="dxa" w:w="120"/>
+                    <w:bottom w:type="dxa" w:w="60"/>
+                    <w:right w:type="dxa" w:w="120"/>
+                  </w:tcMar>
+                  <w:vAlign w:val="top"/>
+                </w:tcPr>
+                <w:p>
+                  <w:pPr>
+                    <w:spacing w:after="40" w:before="0"/>
+                    <w:jc w:val="left"/>
+                  </w:pPr>
+                  <w:r>
+                    <w:rPr>
+                      <w:rFonts w:ascii="Arial" w:cs="Arial" w:eastAsia="Arial" w:hAnsi="Arial"/>
+                      <w:b w:val="false"/>
+                      <w:bCs w:val="false"/>
+                      <w:i w:val="false"/>
+                      <w:iCs w:val="false"/>
+                      <w:color w:val="000000"/>
+                      <w:sz w:val="18"/>
+                      <w:szCs w:val="18"/>
+                    </w:rPr>
+                    <w:t xml:space="preserve">√2</w:t>
+                  </w:r>
+                </w:p>
+              </w:tc>
+              <w:tc>
+                <w:tcPr>
+                  <w:tcW w:type="dxa" w:w="6660"/>
+                  <w:shd w:fill="FFFFFF" w:color="auto" w:val="clear"/>
+                  <w:tcMar>
+                    <w:top w:type="dxa" w:w="60"/>
+                    <w:left w:type="dxa" w:w="120"/>
+                    <w:bottom w:type="dxa" w:w="60"/>
+                    <w:right w:type="dxa" w:w="120"/>
+                  </w:tcMar>
+                  <w:vAlign w:val="top"/>
+                </w:tcPr>
+                <w:p>
+                  <w:pPr>
+                    <w:spacing w:after="40" w:before="0"/>
+                    <w:jc w:val="left"/>
+                  </w:pPr>
+                  <w:r>
+                    <w:rPr>
+                      <w:rFonts w:ascii="Arial" w:cs="Arial" w:eastAsia="Arial" w:hAnsi="Arial"/>
+                      <w:b w:val="false"/>
+                      <w:bCs w:val="false"/>
+                      <w:i w:val="false"/>
+                      <w:iCs w:val="false"/>
+                      <w:color w:val="000000"/>
+                      <w:sz w:val="18"/>
+                      <w:szCs w:val="18"/>
+                    </w:rPr>
+                    <w:t xml:space="preserve">Diagonal of a square with sides of 1 m</w:t>
+                  </w:r>
+                </w:p>
+              </w:tc>
+            </w:tr>
+            <w:tr>
+              <w:tc>
+                <w:tcPr>
+                  <w:tcW w:type="dxa" w:w="6660"/>
+                  <w:shd w:fill="FFFFFF" w:color="auto" w:val="clear"/>
+                  <w:tcMar>
+                    <w:top w:type="dxa" w:w="60"/>
+                    <w:left w:type="dxa" w:w="120"/>
+                    <w:bottom w:type="dxa" w:w="60"/>
+                    <w:right w:type="dxa" w:w="120"/>
+                  </w:tcMar>
+                  <w:vAlign w:val="top"/>
+                </w:tcPr>
+                <w:p>
+                  <w:pPr>
+                    <w:spacing w:after="40" w:before="0"/>
+                    <w:jc w:val="left"/>
+                  </w:pPr>
+                  <w:r>
+                    <w:rPr>
+                      <w:rFonts w:ascii="Arial" w:cs="Arial" w:eastAsia="Arial" w:hAnsi="Arial"/>
+                      <w:b w:val="false"/>
+                      <w:bCs w:val="false"/>
+                      <w:i w:val="false"/>
+                      <w:iCs w:val="false"/>
+                      <w:color w:val="000000"/>
+                      <w:sz w:val="18"/>
+                      <w:szCs w:val="18"/>
+                    </w:rPr>
+                    <w:t xml:space="preserve">π</w:t>
+                  </w:r>
+                </w:p>
+              </w:tc>
+              <w:tc>
+                <w:tcPr>
+                  <w:tcW w:type="dxa" w:w="6660"/>
+                  <w:shd w:fill="FFFFFF" w:color="auto" w:val="clear"/>
+                  <w:tcMar>
+                    <w:top w:type="dxa" w:w="60"/>
+                    <w:left w:type="dxa" w:w="120"/>
+                    <w:bottom w:type="dxa" w:w="60"/>
+                    <w:right w:type="dxa" w:w="120"/>
+                  </w:tcMar>
+                  <w:vAlign w:val="top"/>
+                </w:tcPr>
+                <w:p>
+                  <w:pPr>
+                    <w:spacing w:after="40" w:before="0"/>
+                    <w:jc w:val="left"/>
+                  </w:pPr>
+                  <w:r>
+                    <w:rPr>
+                      <w:rFonts w:ascii="Arial" w:cs="Arial" w:eastAsia="Arial" w:hAnsi="Arial"/>
+                      <w:b w:val="false"/>
+                      <w:bCs w:val="false"/>
+                      <w:i w:val="false"/>
+                      <w:iCs w:val="false"/>
+                      <w:color w:val="000000"/>
+                      <w:sz w:val="18"/>
+                      <w:szCs w:val="18"/>
+                    </w:rPr>
+                    <w:t xml:space="preserve">Used for the circumference of the sufuria</w:t>
+                  </w:r>
+                </w:p>
+              </w:tc>
+            </w:tr>
+          </w:tbl>
+          <w:p>
+            <w:pPr>
+              <w:spacing w:after="60" w:before="0"/>
               <w:jc w:val="left"/>
             </w:pPr>
             <w:r>
@@ -549,7 +1033,101 @@
                 <w:sz w:val="18"/>
                 <w:szCs w:val="18"/>
               </w:rPr>
-              <w:t xml:space="preserve">When a mama mboga in Gikomba Market multiplies the diameter of her aluminium sufuria — exactly 28 cm — by π to find the circumference, her calculator displays 87.96459430… and the digits continue without end and without any repeating pattern. This is puzzling because 28 is a clean whole number, yet the circumference it produces cannot be written as an exact decimal or a simple fraction. When her daughter cuts the string to 88 cm, there is always a tiny gap or overlap — proof that 88 is only an approximation. This everyday situation forces a deeper mathematical question: why can some numbers be written down completely and exactly, while others seem to go on forever? To answer this, we need to understand the full system of real numbers and the fundamental difference between rational and irrational numbers.</w:t>
+              <w:t xml:space="preserve"/>
+            </w:r>
+          </w:p>
+          <w:p>
+            <w:pPr>
+              <w:spacing w:after="40" w:before="0"/>
+              <w:jc w:val="left"/>
+            </w:pPr>
+            <w:r>
+              <w:rPr>
+                <w:rFonts w:ascii="Arial" w:cs="Arial" w:eastAsia="Arial" w:hAnsi="Arial"/>
+                <w:b/>
+                <w:bCs/>
+                <w:i w:val="false"/>
+                <w:iCs w:val="false"/>
+                <w:color w:val="000000"/>
+                <w:sz w:val="18"/>
+                <w:szCs w:val="18"/>
+              </w:rPr>
+              <w:t xml:space="preserve"/>
+            </w:r>
+          </w:p>
+          <w:p>
+            <w:pPr>
+              <w:spacing w:after="40" w:before="0"/>
+              <w:jc w:val="left"/>
+            </w:pPr>
+            <w:r>
+              <w:rPr>
+                <w:rFonts w:ascii="Arial" w:cs="Arial" w:eastAsia="Arial" w:hAnsi="Arial"/>
+                <w:b/>
+                <w:bCs/>
+                <w:i w:val="false"/>
+                <w:iCs w:val="false"/>
+                <w:color w:val="000000"/>
+                <w:sz w:val="18"/>
+                <w:szCs w:val="18"/>
+              </w:rPr>
+              <w:t xml:space="preserve">(a) Classify each number as rational or irrational. (b) Describe what the decimal form of each type of number looks like. (c) State the test that decides whether a number is rational.</w:t>
+            </w:r>
+          </w:p>
+          <w:p>
+            <w:pPr>
+              <w:spacing w:after="60" w:before="0"/>
+              <w:jc w:val="left"/>
+            </w:pPr>
+            <w:r>
+              <w:rPr>
+                <w:rFonts w:ascii="Arial" w:cs="Arial" w:eastAsia="Arial" w:hAnsi="Arial"/>
+                <w:b w:val="false"/>
+                <w:bCs w:val="false"/>
+                <w:i w:val="false"/>
+                <w:iCs w:val="false"/>
+                <w:color w:val="000000"/>
+                <w:sz w:val="18"/>
+                <w:szCs w:val="18"/>
+              </w:rPr>
+              <w:t xml:space="preserve"/>
+            </w:r>
+          </w:p>
+        </w:tc>
+      </w:tr>
+      <w:tr>
+        <w:trPr>
+          <w:trHeight w:val="4200" w:hRule="atLeast"/>
+        </w:trPr>
+        <w:tc>
+          <w:tcPr>
+            <w:tcW w:type="dxa" w:w="13680"/>
+            <w:shd w:fill="FFFFFF" w:color="auto" w:val="clear"/>
+            <w:tcMar>
+              <w:top w:type="dxa" w:w="60"/>
+              <w:left w:type="dxa" w:w="120"/>
+              <w:bottom w:type="dxa" w:w="60"/>
+              <w:right w:type="dxa" w:w="120"/>
+            </w:tcMar>
+            <w:vAlign w:val="top"/>
+          </w:tcPr>
+          <w:p>
+            <w:pPr>
+              <w:spacing w:after="40" w:before="0"/>
+              <w:jc w:val="left"/>
+            </w:pPr>
+            <w:r>
+              <w:rPr>
+                <w:rFonts w:ascii="Arial" w:cs="Arial" w:eastAsia="Arial" w:hAnsi="Arial"/>
+                <w:b w:val="false"/>
+                <w:bCs w:val="false"/>
+                <w:i/>
+                <w:iCs/>
+                <w:color w:val="808080"/>
+                <w:sz w:val="18"/>
+                <w:szCs w:val="18"/>
+              </w:rPr>
+              <w:t xml:space="preserve">Write your answer here:</w:t>
             </w:r>
           </w:p>
         </w:tc>
@@ -577,14 +1155,12 @@
         <w:tblLayout w:type="fixed"/>
       </w:tblPr>
       <w:tblGrid>
-        <w:gridCol w:w="3000"/>
-        <w:gridCol w:w="10680"/>
+        <w:gridCol w:w="13680"/>
       </w:tblGrid>
       <w:tr>
         <w:tc>
           <w:tcPr>
             <w:tcW w:type="dxa" w:w="13680"/>
-            <w:gridSpan w:val="2"/>
             <w:shd w:fill="1F3864" w:color="auto" w:val="clear"/>
             <w:tcMar>
               <w:top w:type="dxa" w:w="60"/>
@@ -610,7 +1186,7 @@
                 <w:sz w:val="22"/>
                 <w:szCs w:val="22"/>
               </w:rPr>
-              <w:t xml:space="preserve">Section 2 – Mapping the Real Number System: From Counting Numbers to Irrationals</w:t>
+              <w:t xml:space="preserve">Part 2: Why the sufuria circumference cannot be written completely</w:t>
             </w:r>
           </w:p>
         </w:tc>
@@ -618,7 +1194,7 @@
       <w:tr>
         <w:tc>
           <w:tcPr>
-            <w:tcW w:type="dxa" w:w="3000"/>
+            <w:tcW w:type="dxa" w:w="13680"/>
             <w:shd w:fill="D9EEF1" w:color="auto" w:val="clear"/>
             <w:tcMar>
               <w:top w:type="dxa" w:w="60"/>
@@ -644,13 +1220,18 @@
                 <w:sz w:val="18"/>
                 <w:szCs w:val="18"/>
               </w:rPr>
-              <w:t xml:space="preserve">Explain the structure of the real number system. Describe each subset — natural numbers, whole numbers, integers, rational numbers, and irrational numbers — and explain how they are related (use the idea of a nested set or number line if it helps). Give at least one Kenyan real-life example for each subset. Then explain where π fits in this system and why.</w:t>
-            </w:r>
-          </w:p>
-        </w:tc>
-        <w:tc>
-          <w:tcPr>
-            <w:tcW w:type="dxa" w:w="10680"/>
+              <w:t xml:space="preserve">The sufuria has a diameter of exactly 28 cm, which is a nice whole number. Explain why its circumference cannot be written as an exact fraction or a terminating decimal. In your answer, name the type of each number in the calculation 28 × π and say what kind of number the product is. Also compare with 28 × 3 = 84.</w:t>
+            </w:r>
+          </w:p>
+        </w:tc>
+      </w:tr>
+      <w:tr>
+        <w:trPr>
+          <w:trHeight w:val="4200" w:hRule="atLeast"/>
+        </w:trPr>
+        <w:tc>
+          <w:tcPr>
+            <w:tcW w:type="dxa" w:w="13680"/>
             <w:shd w:fill="FFFFFF" w:color="auto" w:val="clear"/>
             <w:tcMar>
               <w:top w:type="dxa" w:w="60"/>
@@ -670,13 +1251,13 @@
                 <w:rFonts w:ascii="Arial" w:cs="Arial" w:eastAsia="Arial" w:hAnsi="Arial"/>
                 <w:b w:val="false"/>
                 <w:bCs w:val="false"/>
-                <w:i w:val="false"/>
-                <w:iCs w:val="false"/>
-                <w:color w:val="000000"/>
-                <w:sz w:val="18"/>
-                <w:szCs w:val="18"/>
-              </w:rPr>
-              <w:t xml:space="preserve">The real number system is a family of numbers that are nested inside one another, each set growing larger as we include more types of numbers. Natural numbers (1, 2, 3, …) are the counting numbers a trader uses to count bags of unga at Gikomba Market. Whole numbers add zero to this set — useful when a maize field in the Rift Valley records zero rainfall on a dry day. Integers extend the set further to include negative numbers, such as –3°C, which could represent a temperature reading at the top of Mount Kenya. Rational numbers include all integers but also every fraction and decimal that either terminates or repeats — for example, the price of sukuma wiki at Ksh 12.50 (which equals 25/2) or the repeating decimal 0.333… (which equals 1/3). Irrational numbers, however, cannot be written as any fraction p/q where p and q are integers and q ≠ 0. Their decimal expansions go on forever without repeating. The number π is irrational — no fraction can capture it exactly. √2 is another example. Together, rational and irrational numbers form the complete set of real numbers, which can all be placed on the number line.</w:t>
+                <w:i/>
+                <w:iCs/>
+                <w:color w:val="808080"/>
+                <w:sz w:val="18"/>
+                <w:szCs w:val="18"/>
+              </w:rPr>
+              <w:t xml:space="preserve">Write your answer here:</w:t>
             </w:r>
           </w:p>
         </w:tc>
@@ -704,14 +1285,12 @@
         <w:tblLayout w:type="fixed"/>
       </w:tblPr>
       <w:tblGrid>
-        <w:gridCol w:w="3000"/>
-        <w:gridCol w:w="10680"/>
+        <w:gridCol w:w="13680"/>
       </w:tblGrid>
       <w:tr>
         <w:tc>
           <w:tcPr>
             <w:tcW w:type="dxa" w:w="13680"/>
-            <w:gridSpan w:val="2"/>
             <w:shd w:fill="1F3864" w:color="auto" w:val="clear"/>
             <w:tcMar>
               <w:top w:type="dxa" w:w="60"/>
@@ -737,7 +1316,7 @@
                 <w:sz w:val="22"/>
                 <w:szCs w:val="22"/>
               </w:rPr>
-              <w:t xml:space="preserve">Section 3 – Why π Cannot Be Written Exactly: The Nature of Irrational Numbers</w:t>
+              <w:t xml:space="preserve">Part 3: Working accurately with numbers that never end</w:t>
             </w:r>
           </w:p>
         </w:tc>
@@ -745,7 +1324,7 @@
       <w:tr>
         <w:tc>
           <w:tcPr>
-            <w:tcW w:type="dxa" w:w="3000"/>
+            <w:tcW w:type="dxa" w:w="13680"/>
             <w:shd w:fill="D9EEF1" w:color="auto" w:val="clear"/>
             <w:tcMar>
               <w:top w:type="dxa" w:w="60"/>
@@ -771,13 +1350,18 @@
                 <w:sz w:val="18"/>
                 <w:szCs w:val="18"/>
               </w:rPr>
-              <w:t xml:space="preserve">Explain what makes a number irrational. Why is it impossible to write π as a fraction or a terminating/repeating decimal? Use the sufuria example to anchor your explanation. Also give at least one other example of an irrational number (such as √2 or √3) and connect it to a real-life Kenyan context — for example, a farmer measuring a square plot of land or a builder in Kisumu calculating a diagonal length.</w:t>
-            </w:r>
-          </w:p>
-        </w:tc>
-        <w:tc>
-          <w:tcPr>
-            <w:tcW w:type="dxa" w:w="10680"/>
+              <w:t xml:space="preserve">The daughter in Gikomba rounded her answer to 88 cm. (a) Explain what she changed about the type of number when she did this. (b) Show what happens if she uses 22/7 in place of π, and say what type of number you get. (c) Explain why a civil engineer in Kisumu sizing a water-tank rim should be careful about when to round, using what you learned about BODMAS and rounding.</w:t>
+            </w:r>
+          </w:p>
+        </w:tc>
+      </w:tr>
+      <w:tr>
+        <w:trPr>
+          <w:trHeight w:val="4200" w:hRule="atLeast"/>
+        </w:trPr>
+        <w:tc>
+          <w:tcPr>
+            <w:tcW w:type="dxa" w:w="13680"/>
             <w:shd w:fill="FFFFFF" w:color="auto" w:val="clear"/>
             <w:tcMar>
               <w:top w:type="dxa" w:w="60"/>
@@ -797,13 +1381,13 @@
                 <w:rFonts w:ascii="Arial" w:cs="Arial" w:eastAsia="Arial" w:hAnsi="Arial"/>
                 <w:b w:val="false"/>
                 <w:bCs w:val="false"/>
-                <w:i w:val="false"/>
-                <w:iCs w:val="false"/>
-                <w:color w:val="000000"/>
-                <w:sz w:val="18"/>
-                <w:szCs w:val="18"/>
-              </w:rPr>
-              <w:t xml:space="preserve">A rational number can always be expressed in the form p/q, where p and q are integers and q is not zero. When you divide p by q, the decimal either stops (terminates) or falls into a repeating cycle of digits. For example, 3/4 = 0.75 (terminates) and 2/3 = 0.666… (repeats). Irrational numbers obey no such pattern — their decimal digits continue forever in a sequence that never repeats and never ends. π is irrational because mathematicians have proven that no fraction of two integers can equal it exactly. The calculator value 87.96459430… for the sufuria's circumference reflects this: every extra decimal place gets us closer to the truth but never reaches it. Another example is √2 ≈ 1.41421356…, which arises when a farmer in Nakuru digs a square plot with sides of exactly 1 metre and wants to know the length of the diagonal — the answer is √2 metres, a number that cannot be written as a fraction. This is not a fault of our calculators or our measuring tools; it is a fundamental property of these numbers themselves.</w:t>
+                <w:i/>
+                <w:iCs/>
+                <w:color w:val="808080"/>
+                <w:sz w:val="18"/>
+                <w:szCs w:val="18"/>
+              </w:rPr>
+              <w:t xml:space="preserve">Write your answer here:</w:t>
             </w:r>
           </w:p>
         </w:tc>
@@ -831,14 +1415,12 @@
         <w:tblLayout w:type="fixed"/>
       </w:tblPr>
       <w:tblGrid>
-        <w:gridCol w:w="3000"/>
-        <w:gridCol w:w="10680"/>
+        <w:gridCol w:w="13680"/>
       </w:tblGrid>
       <w:tr>
         <w:tc>
           <w:tcPr>
             <w:tcW w:type="dxa" w:w="13680"/>
-            <w:gridSpan w:val="2"/>
             <w:shd w:fill="1F3864" w:color="auto" w:val="clear"/>
             <w:tcMar>
               <w:top w:type="dxa" w:w="60"/>
@@ -864,7 +1446,7 @@
                 <w:sz w:val="22"/>
                 <w:szCs w:val="22"/>
               </w:rPr>
-              <w:t xml:space="preserve">Section 4 – Working Accurately with Numbers That Go On Forever: Rounding, Significant Figures, and Surds</w:t>
+              <w:t xml:space="preserve">Part 4: Measuring how wrong the approximation is</w:t>
             </w:r>
           </w:p>
         </w:tc>
@@ -872,7 +1454,7 @@
       <w:tr>
         <w:tc>
           <w:tcPr>
-            <w:tcW w:type="dxa" w:w="3000"/>
+            <w:tcW w:type="dxa" w:w="13680"/>
             <w:shd w:fill="D9EEF1" w:color="auto" w:val="clear"/>
             <w:tcMar>
               <w:top w:type="dxa" w:w="60"/>
@@ -898,13 +1480,18 @@
                 <w:sz w:val="18"/>
                 <w:szCs w:val="18"/>
               </w:rPr>
-              <w:t xml:space="preserve">Explain the strategies that mathematicians and Kenyan professionals use to work accurately with irrational numbers in real life. Discuss: (a) rounding and significant figures — when is this good enough and what error does it introduce? (b) leaving answers in surd form or in terms of π — why is this sometimes more exact and more useful? Give specific examples from contexts such as construction, cooking, healthcare, athletics, or farming in Kenya.</w:t>
-            </w:r>
-          </w:p>
-        </w:tc>
-        <w:tc>
-          <w:tcPr>
-            <w:tcW w:type="dxa" w:w="10680"/>
+              <w:t xml:space="preserve">Use 28π = 87.96459430… to find the error in the daughter's 88 cm string. (a) Write the expression for the error using absolute value, and calculate it to 3 decimal places. (b) Is the error a rational or an irrational number? Explain using what you learned about combining rational and irrational numbers. (c) Explain why absolute value is a suitable tool for stating the size of an error.</w:t>
+            </w:r>
+          </w:p>
+        </w:tc>
+      </w:tr>
+      <w:tr>
+        <w:trPr>
+          <w:trHeight w:val="4200" w:hRule="atLeast"/>
+        </w:trPr>
+        <w:tc>
+          <w:tcPr>
+            <w:tcW w:type="dxa" w:w="13680"/>
             <w:shd w:fill="FFFFFF" w:color="auto" w:val="clear"/>
             <w:tcMar>
               <w:top w:type="dxa" w:w="60"/>
@@ -924,13 +1511,13 @@
                 <w:rFonts w:ascii="Arial" w:cs="Arial" w:eastAsia="Arial" w:hAnsi="Arial"/>
                 <w:b w:val="false"/>
                 <w:bCs w:val="false"/>
-                <w:i w:val="false"/>
-                <w:iCs w:val="false"/>
-                <w:color w:val="000000"/>
-                <w:sz w:val="18"/>
-                <w:szCs w:val="18"/>
-              </w:rPr>
-              <w:t xml:space="preserve">Because irrational numbers cannot be written completely, we use two main strategies depending on how much precision we need. The first strategy is rounding. When the mama mboga's daughter cuts a string to 88 cm (rounding 87.96459430… to the nearest centimetre), she introduces an error of about 0.04 cm — small enough for a piece of string but potentially significant in engineering. A construction engineer in Nairobi building a circular water tank would round to more decimal places, perhaps using 87.9646 cm, to reduce the error. Using π ≈ 3.14 or π ≈ 22/7 are common approximations — note that 22/7 is rational and is only an approximation of π, not equal to it. The second strategy is to work in exact form: leaving answers as surds (like √3 or 2√5) or in terms of π (like 28π cm). A civil engineer designing a roundabout in Kisumu would write the exact circumference as 28π metres and only convert to a decimal at the final step of their calculation. This avoids rounding errors building up across many steps. Kenyan athletes, too, benefit from precision — a 400-metre track is designed using exact π calculations so that each lane has a fair running distance. Both strategies — rounding appropriately and working in exact form — are essential tools for anyone who works with real numbers professionally.</w:t>
+                <w:i/>
+                <w:iCs/>
+                <w:color w:val="808080"/>
+                <w:sz w:val="18"/>
+                <w:szCs w:val="18"/>
+              </w:rPr>
+              <w:t xml:space="preserve">Write your answer here:</w:t>
             </w:r>
           </w:p>
         </w:tc>
@@ -958,14 +1545,12 @@
         <w:tblLayout w:type="fixed"/>
       </w:tblPr>
       <w:tblGrid>
-        <w:gridCol w:w="3000"/>
-        <w:gridCol w:w="10680"/>
+        <w:gridCol w:w="13680"/>
       </w:tblGrid>
       <w:tr>
         <w:tc>
           <w:tcPr>
             <w:tcW w:type="dxa" w:w="13680"/>
-            <w:gridSpan w:val="2"/>
             <w:shd w:fill="1F3864" w:color="auto" w:val="clear"/>
             <w:tcMar>
               <w:top w:type="dxa" w:w="60"/>
@@ -991,7 +1576,7 @@
                 <w:sz w:val="22"/>
                 <w:szCs w:val="22"/>
               </w:rPr>
-              <w:t xml:space="preserve">Section 5 – Answering the Driving Question: Why Some Numbers Go On Forever and How We Handle It</w:t>
+              <w:t xml:space="preserve">Part 5: Final explanation of the driving question</w:t>
             </w:r>
           </w:p>
         </w:tc>
@@ -999,7 +1584,7 @@
       <w:tr>
         <w:tc>
           <w:tcPr>
-            <w:tcW w:type="dxa" w:w="3000"/>
+            <w:tcW w:type="dxa" w:w="13680"/>
             <w:shd w:fill="D9EEF1" w:color="auto" w:val="clear"/>
             <w:tcMar>
               <w:top w:type="dxa" w:w="60"/>
@@ -1025,13 +1610,18 @@
                 <w:sz w:val="18"/>
                 <w:szCs w:val="18"/>
               </w:rPr>
-              <w:t xml:space="preserve">Now bring everything together to answer the driving question directly and completely. Explain: (1) why some everyday numbers can be written exactly (they are rational) while others cannot (they are irrational); (2) how the real number system organises all these numbers; and (3) how mathematicians and Kenyan professionals work accurately with numbers that never end. Finish with a reflection — why does it matter that we understand this distinction? What would go wrong if we treated every approximation as exact?</w:t>
-            </w:r>
-          </w:p>
-        </w:tc>
-        <w:tc>
-          <w:tcPr>
-            <w:tcW w:type="dxa" w:w="10680"/>
+              <w:t xml:space="preserve">Write a clear final explanation that answers the driving question: Why can we never write some everyday numbers down completely, and how do mathematicians and Kenyan professionals work accurately with numbers that go on forever? Use at least four ideas from the lessons, including the sufuria in Gikomba Market, the real number system (rational and irrational numbers), the number line, and the use of absolute value. Mention at least one Kenyan professional.</w:t>
+            </w:r>
+          </w:p>
+        </w:tc>
+      </w:tr>
+      <w:tr>
+        <w:trPr>
+          <w:trHeight w:val="4200" w:hRule="atLeast"/>
+        </w:trPr>
+        <w:tc>
+          <w:tcPr>
+            <w:tcW w:type="dxa" w:w="13680"/>
             <w:shd w:fill="FFFFFF" w:color="auto" w:val="clear"/>
             <w:tcMar>
               <w:top w:type="dxa" w:w="60"/>
@@ -1051,13 +1641,13 @@
                 <w:rFonts w:ascii="Arial" w:cs="Arial" w:eastAsia="Arial" w:hAnsi="Arial"/>
                 <w:b w:val="false"/>
                 <w:bCs w:val="false"/>
-                <w:i w:val="false"/>
-                <w:iCs w:val="false"/>
-                <w:color w:val="000000"/>
-                <w:sz w:val="18"/>
-                <w:szCs w:val="18"/>
-              </w:rPr>
-              <w:t xml:space="preserve">We can never write some everyday numbers down completely because they are irrational — their decimal expansions go on forever without forming a repeating pattern, and no fraction of two integers can represent them exactly. The number π is the most famous example: the diameter of a sufuria can be a perfect whole number, 28 cm, yet the circumference it produces is 28π — a value that exists on the number line but cannot be captured in full by any finite sequence of digits. Other measurements — the price of unga at Ksh 60.50, the distance from Nairobi to Nakuru at 160 km — are rational numbers: they can be expressed as fractions (121/2 and 160/1 respectively) whose decimals terminate or repeat. The real number system organises all these numbers into a hierarchy: natural numbers sit inside whole numbers, which sit inside integers, which sit inside rational numbers; alongside rational numbers — but not overlapping — lie the irrational numbers; and together they fill every point on the number line to form the complete set of real numbers. Mathematicians and Kenyan professionals handle irrational numbers in two powerful ways: they round to an appropriate number of decimal places when a practical measurement is needed, accepting a small, known error; or they work in exact surd or π form throughout a calculation, converting to a decimal only at the final step to avoid accumulating rounding errors. Understanding this distinction matters enormously. If the mama mboga's daughter believed 88 cm was the exact circumference rather than an approximation, she might not question the gap in her string. If an engineer in Mombasa treated π as exactly 3.14 when designing a bridge arch, the accumulated error across thousands of calculations could affect safety. Knowing which numbers are rational, which are irrational, and how to work with both accurately is not just a mathematical exercise — it is the foundation of precise, honest, and safe professional practice.</w:t>
+                <w:i/>
+                <w:iCs/>
+                <w:color w:val="808080"/>
+                <w:sz w:val="18"/>
+                <w:szCs w:val="18"/>
+              </w:rPr>
+              <w:t xml:space="preserve">Write your answer here:</w:t>
             </w:r>
           </w:p>
         </w:tc>
@@ -1284,7 +1874,7 @@
                 <w:sz w:val="18"/>
                 <w:szCs w:val="18"/>
               </w:rPr>
-              <w:t xml:space="preserve">Understanding of the Real Number System</w:t>
+              <w:t xml:space="preserve">Classifying real numbers</w:t>
             </w:r>
           </w:p>
         </w:tc>
@@ -1316,7 +1906,7 @@
                 <w:sz w:val="18"/>
                 <w:szCs w:val="18"/>
               </w:rPr>
-              <w:t xml:space="preserve">Accurately and completely describes all subsets of the real number system (natural, whole, integer, rational, irrational) with correct relationships between them. Consistently uses precise mathematical vocabulary. Provides multiple relevant Kenyan examples for different subsets and correctly places π and other irrationals within the system.</w:t>
+              <w:t xml:space="preserve">Correctly classifies all numbers as rational or irrational, with the p/q test and decimal behaviour (terminating, repeating, non-terminating non-repeating) explained accurately.</w:t>
             </w:r>
           </w:p>
         </w:tc>
@@ -1348,7 +1938,7 @@
                 <w:sz w:val="18"/>
                 <w:szCs w:val="18"/>
               </w:rPr>
-              <w:t xml:space="preserve">Describes most subsets of the real number system with correct relationships. Uses mathematical vocabulary mostly correctly. Provides at least one Kenyan example per subset and correctly identifies π as irrational.</w:t>
+              <w:t xml:space="preserve">Classifies most numbers correctly and mentions either the p/q test or the decimal behaviour.</w:t>
             </w:r>
           </w:p>
         </w:tc>
@@ -1380,7 +1970,7 @@
                 <w:sz w:val="18"/>
                 <w:szCs w:val="18"/>
               </w:rPr>
-              <w:t xml:space="preserve">Describes some subsets but with gaps or errors in how they relate (e.g., confuses integers and whole numbers, or incorrectly classifies rational numbers). Limited or no Kenyan examples. May incorrectly classify π or other numbers.</w:t>
+              <w:t xml:space="preserve">Classifies some numbers correctly but gives little or no reason, or confuses recurring decimals with irrational numbers.</w:t>
             </w:r>
           </w:p>
         </w:tc>
@@ -1414,7 +2004,7 @@
                 <w:sz w:val="18"/>
                 <w:szCs w:val="18"/>
               </w:rPr>
-              <w:t xml:space="preserve">Explanation of Rational vs. Irrational Numbers</w:t>
+              <w:t xml:space="preserve">Explaining the phenomenon</w:t>
             </w:r>
           </w:p>
         </w:tc>
@@ -1446,7 +2036,7 @@
                 <w:sz w:val="18"/>
                 <w:szCs w:val="18"/>
               </w:rPr>
-              <w:t xml:space="preserve">Clearly and accurately defines rational numbers (p/q form, terminating or repeating decimals) and irrational numbers (non-terminating, non-repeating). Provides a convincing explanation of why π cannot be written as a fraction. Distinguishes between approximations like 22/7 and the true value of π. Uses the sufuria context effectively throughout.</w:t>
+              <w:t xml:space="preserve">Clearly explains that 28π is irrational because it is a rational multiplied by the irrational π, and links this to the endless decimal and the gap or overlap in the string.</w:t>
             </w:r>
           </w:p>
         </w:tc>
@@ -1478,7 +2068,7 @@
                 <w:sz w:val="18"/>
                 <w:szCs w:val="18"/>
               </w:rPr>
-              <w:t xml:space="preserve">Correctly defines both rational and irrational numbers and explains the key difference. Explains why π is irrational in general terms. References the sufuria context. May not distinguish clearly between 22/7 and π.</w:t>
+              <w:t xml:space="preserve">States that π is irrational and links it to the endless digits, with a partial explanation of the product.</w:t>
             </w:r>
           </w:p>
         </w:tc>
@@ -1510,7 +2100,7 @@
                 <w:sz w:val="18"/>
                 <w:szCs w:val="18"/>
               </w:rPr>
-              <w:t xml:space="preserve">Shows partial understanding — may define one type correctly but not the other, or confuse 'long' decimals with irrational numbers. Explanation of why π is irrational is missing or inaccurate. Limited connection to the sufuria context.</w:t>
+              <w:t xml:space="preserve">Describes the calculator result but does not link it to irrationality.</w:t>
             </w:r>
           </w:p>
         </w:tc>
@@ -1544,7 +2134,7 @@
                 <w:sz w:val="18"/>
                 <w:szCs w:val="18"/>
               </w:rPr>
-              <w:t xml:space="preserve">Strategies for Working with Irrational Numbers</w:t>
+              <w:t xml:space="preserve">Accuracy and approximation</w:t>
             </w:r>
           </w:p>
         </w:tc>
@@ -1576,7 +2166,7 @@
                 <w:sz w:val="18"/>
                 <w:szCs w:val="18"/>
               </w:rPr>
-              <w:t xml:space="preserve">Clearly explains both strategies — rounding (with awareness of the error it introduces) and exact surd/π form — and justifies when each is appropriate. Provides specific, realistic Kenyan professional contexts (e.g., construction, engineering, athletics, farming) showing deep understanding of why precision matters.</w:t>
+              <w:t xml:space="preserve">Explains the effect of rounding or using 22/7, shows 28 × 22/7 = 88, and gives the strategy of carrying exact values and rounding only at the end.</w:t>
             </w:r>
           </w:p>
         </w:tc>
@@ -1608,7 +2198,7 @@
                 <w:sz w:val="18"/>
                 <w:szCs w:val="18"/>
               </w:rPr>
-              <w:t xml:space="preserve">Explains rounding and exact form as strategies and gives at least one Kenyan professional context for each. Acknowledges that rounding introduces error. Explanation is mostly clear but may lack detail on when each strategy is most appropriate.</w:t>
+              <w:t xml:space="preserve">Explains the approximation idea and gets most calculations correct, but the rounding strategy is not fully explained.</w:t>
             </w:r>
           </w:p>
         </w:tc>
@@ -1640,7 +2230,7 @@
                 <w:sz w:val="18"/>
                 <w:szCs w:val="18"/>
               </w:rPr>
-              <w:t xml:space="preserve">Mentions rounding but does not discuss exact surd or π form, or vice versa. May not acknowledge that rounding introduces error. Kenyan professional contexts are absent or vague. Limited understanding of why precision matters.</w:t>
+              <w:t xml:space="preserve">Calculations are incomplete or incorrect, and rounding is not explained.</w:t>
             </w:r>
           </w:p>
         </w:tc>
@@ -1674,7 +2264,7 @@
                 <w:sz w:val="18"/>
                 <w:szCs w:val="18"/>
               </w:rPr>
-              <w:t xml:space="preserve">Coherent Answer to the Driving Question</w:t>
+              <w:t xml:space="preserve">Absolute value and error</w:t>
             </w:r>
           </w:p>
         </w:tc>
@@ -1706,7 +2296,7 @@
                 <w:sz w:val="18"/>
                 <w:szCs w:val="18"/>
               </w:rPr>
-              <w:t xml:space="preserve">The final section directly and completely answers all three parts of the driving question (why some numbers can't be written exactly; how the real number system is organised; how professionals work accurately with infinite decimals). Ties all lesson phases together into a unified, logical argument. Reflection demonstrates genuine insight into the real-world consequences of ignoring the rational/irrational distinction.</w:t>
+              <w:t xml:space="preserve">Correctly calculates |88 − 28π| ≈ 0.035 cm, states it is irrational with a reason, and explains why absolute value suits error measurement.</w:t>
             </w:r>
           </w:p>
         </w:tc>
@@ -1738,7 +2328,7 @@
                 <w:sz w:val="18"/>
                 <w:szCs w:val="18"/>
               </w:rPr>
-              <w:t xml:space="preserve">Answers at least two of the three parts of the driving question clearly. Makes reasonable connections across lessons. Includes a reflection on why the distinction matters, though it may be brief or rely on a single example.</w:t>
+              <w:t xml:space="preserve">Calculates the error correctly but gives an incomplete reason for its type or for the use of absolute value.</w:t>
             </w:r>
           </w:p>
         </w:tc>
@@ -1770,7 +2360,7 @@
                 <w:sz w:val="18"/>
                 <w:szCs w:val="18"/>
               </w:rPr>
-              <w:t xml:space="preserve">Attempts to answer the driving question but misses one or more key parts. The response reads as a list of facts rather than a connected argument. Reflection is absent or superficial (e.g., 'it is important to know maths').</w:t>
+              <w:t xml:space="preserve">Does not use absolute value correctly, or the error calculation is incorrect.</w:t>
             </w:r>
           </w:p>
         </w:tc>
@@ -1804,7 +2394,7 @@
                 <w:sz w:val="18"/>
                 <w:szCs w:val="18"/>
               </w:rPr>
-              <w:t xml:space="preserve">Use of Mathematical Language and Kenyan Context</w:t>
+              <w:t xml:space="preserve">Final explanation and use of evidence</w:t>
             </w:r>
           </w:p>
         </w:tc>
@@ -1836,7 +2426,7 @@
                 <w:sz w:val="18"/>
                 <w:szCs w:val="18"/>
               </w:rPr>
-              <w:t xml:space="preserve">Consistently uses correct mathematical terminology (irrational, surd, rational, real number, approximation, terminating, non-repeating, etc.). Seamlessly integrates specific Kenyan contexts (Gikomba Market, Nairobi–Nakuru distance, Rift Valley farming, Kisumu construction, Kenyan athletics) to ground abstract concepts in familiar, relevant situations throughout the entire response.</w:t>
+              <w:t xml:space="preserve">Gives a coherent explanation of the driving question using at least four lesson ideas and Kenyan contexts, with accurate mathematical vocabulary.</w:t>
             </w:r>
           </w:p>
         </w:tc>
@@ -1868,7 +2458,7 @@
                 <w:sz w:val="18"/>
                 <w:szCs w:val="18"/>
               </w:rPr>
-              <w:t xml:space="preserve">Uses most mathematical terms correctly with only minor errors or omissions. References Kenya-specific contexts in most sections, making the explanation mostly grounded and relatable.</w:t>
+              <w:t xml:space="preserve">Gives a mostly clear explanation using two or three ideas from the lessons.</w:t>
             </w:r>
           </w:p>
         </w:tc>
@@ -1900,7 +2490,7 @@
                 <w:sz w:val="18"/>
                 <w:szCs w:val="18"/>
               </w:rPr>
-              <w:t xml:space="preserve">Uses some mathematical vocabulary but with frequent errors or over-reliance on everyday language in place of correct terms. Kenyan contexts are largely absent or replaced with generic examples, making the explanation feel disconnected from the anchoring phenomenon.</w:t>
+              <w:t xml:space="preserve">Gives a general or incomplete answer with few ideas from the lessons or little use of Kenyan contexts.</w:t>
             </w:r>
           </w:p>
         </w:tc>
@@ -2024,7 +2614,7 @@
         </w:rPr>
         <w:t xml:space="preserve">© 2026 SeaVuria and ARES. This work is licensed under a </w:t>
       </w:r>
-      <w:hyperlink w:history="1" r:id="rIdwjysut7u_9bmwu4c71fjc">
+      <w:hyperlink w:history="1" r:id="rId4gisg3mupddpdk9lmtzli">
         <w:r>
           <w:rPr>
             <w:rFonts w:ascii="Arial" w:cs="Arial" w:eastAsia="Arial" w:hAnsi="Arial"/>
@@ -2044,7 +2634,7 @@
         </w:rPr>
         <w:t xml:space="preserve"> (</w:t>
       </w:r>
-      <w:hyperlink w:history="1" r:id="rIdjjoqkjnffx72g-s6jjhpw">
+      <w:hyperlink w:history="1" r:id="rIdpikkyqq_ahlln0v9rx67k">
         <w:r>
           <w:rPr>
             <w:rFonts w:ascii="Arial" w:cs="Arial" w:eastAsia="Arial" w:hAnsi="Arial"/>
@@ -2064,7 +2654,7 @@
         </w:rPr>
         <w:t xml:space="preserve">). To view a copy of this license, visit </w:t>
       </w:r>
-      <w:hyperlink w:history="1" r:id="rIdpse4sl2qejsmpvmoe9ghz">
+      <w:hyperlink w:history="1" r:id="rIdjpxbzhpaudcqzrqb937jq">
         <w:r>
           <w:rPr>
             <w:rFonts w:ascii="Arial" w:cs="Arial" w:eastAsia="Arial" w:hAnsi="Arial"/>

--- a/data/outputs/v2/Core_Mathematics/SS1.1_Real_Numbers/Core_Mathematics_Real_Numbers_FinalExplanation.docx
+++ b/data/outputs/v2/Core_Mathematics/SS1.1_Real_Numbers/Core_Mathematics_Real_Numbers_FinalExplanation.docx
@@ -2614,7 +2614,7 @@
         </w:rPr>
         <w:t xml:space="preserve">© 2026 SeaVuria and ARES. This work is licensed under a </w:t>
       </w:r>
-      <w:hyperlink w:history="1" r:id="rId4gisg3mupddpdk9lmtzli">
+      <w:hyperlink w:history="1" r:id="rId_g4uezkyls72doqhxwpsz">
         <w:r>
           <w:rPr>
             <w:rFonts w:ascii="Arial" w:cs="Arial" w:eastAsia="Arial" w:hAnsi="Arial"/>
@@ -2634,7 +2634,7 @@
         </w:rPr>
         <w:t xml:space="preserve"> (</w:t>
       </w:r>
-      <w:hyperlink w:history="1" r:id="rIdpikkyqq_ahlln0v9rx67k">
+      <w:hyperlink w:history="1" r:id="rIduwornbnyimvjpu5uxbvvb">
         <w:r>
           <w:rPr>
             <w:rFonts w:ascii="Arial" w:cs="Arial" w:eastAsia="Arial" w:hAnsi="Arial"/>
@@ -2654,7 +2654,7 @@
         </w:rPr>
         <w:t xml:space="preserve">). To view a copy of this license, visit </w:t>
       </w:r>
-      <w:hyperlink w:history="1" r:id="rIdjpxbzhpaudcqzrqb937jq">
+      <w:hyperlink w:history="1" r:id="rIdhueocqof5z9yih878emll">
         <w:r>
           <w:rPr>
             <w:rFonts w:ascii="Arial" w:cs="Arial" w:eastAsia="Arial" w:hAnsi="Arial"/>

--- a/data/outputs/v2/Core_Mathematics/SS1.1_Real_Numbers/Core_Mathematics_Real_Numbers_FinalExplanation.docx
+++ b/data/outputs/v2/Core_Mathematics/SS1.1_Real_Numbers/Core_Mathematics_Real_Numbers_FinalExplanation.docx
@@ -2614,7 +2614,7 @@
         </w:rPr>
         <w:t xml:space="preserve">© 2026 SeaVuria and ARES. This work is licensed under a </w:t>
       </w:r>
-      <w:hyperlink w:history="1" r:id="rId_g4uezkyls72doqhxwpsz">
+      <w:hyperlink w:history="1" r:id="rIdhnwxl3vjrsnrzw4umfijs">
         <w:r>
           <w:rPr>
             <w:rFonts w:ascii="Arial" w:cs="Arial" w:eastAsia="Arial" w:hAnsi="Arial"/>
@@ -2634,7 +2634,7 @@
         </w:rPr>
         <w:t xml:space="preserve"> (</w:t>
       </w:r>
-      <w:hyperlink w:history="1" r:id="rIduwornbnyimvjpu5uxbvvb">
+      <w:hyperlink w:history="1" r:id="rIdcbdsneribztefieegd4l7">
         <w:r>
           <w:rPr>
             <w:rFonts w:ascii="Arial" w:cs="Arial" w:eastAsia="Arial" w:hAnsi="Arial"/>
@@ -2654,7 +2654,7 @@
         </w:rPr>
         <w:t xml:space="preserve">). To view a copy of this license, visit </w:t>
       </w:r>
-      <w:hyperlink w:history="1" r:id="rIdhueocqof5z9yih878emll">
+      <w:hyperlink w:history="1" r:id="rIdgasrnuiqf8lgrrh32kyeo">
         <w:r>
           <w:rPr>
             <w:rFonts w:ascii="Arial" w:cs="Arial" w:eastAsia="Arial" w:hAnsi="Arial"/>

--- a/data/outputs/v2/Core_Mathematics/SS1.1_Real_Numbers/Core_Mathematics_Real_Numbers_FinalExplanation.docx
+++ b/data/outputs/v2/Core_Mathematics/SS1.1_Real_Numbers/Core_Mathematics_Real_Numbers_FinalExplanation.docx
@@ -2614,7 +2614,7 @@
         </w:rPr>
         <w:t xml:space="preserve">© 2026 SeaVuria and ARES. This work is licensed under a </w:t>
       </w:r>
-      <w:hyperlink w:history="1" r:id="rIdhnwxl3vjrsnrzw4umfijs">
+      <w:hyperlink w:history="1" r:id="rIdsdmfvkgt7kpq68alnggb3">
         <w:r>
           <w:rPr>
             <w:rFonts w:ascii="Arial" w:cs="Arial" w:eastAsia="Arial" w:hAnsi="Arial"/>
@@ -2634,7 +2634,7 @@
         </w:rPr>
         <w:t xml:space="preserve"> (</w:t>
       </w:r>
-      <w:hyperlink w:history="1" r:id="rIdcbdsneribztefieegd4l7">
+      <w:hyperlink w:history="1" r:id="rId3favjowe6p206jkgqv2cu">
         <w:r>
           <w:rPr>
             <w:rFonts w:ascii="Arial" w:cs="Arial" w:eastAsia="Arial" w:hAnsi="Arial"/>
@@ -2654,7 +2654,7 @@
         </w:rPr>
         <w:t xml:space="preserve">). To view a copy of this license, visit </w:t>
       </w:r>
-      <w:hyperlink w:history="1" r:id="rIdgasrnuiqf8lgrrh32kyeo">
+      <w:hyperlink w:history="1" r:id="rIdnkemlh_d3gzvqz9xjl_it">
         <w:r>
           <w:rPr>
             <w:rFonts w:ascii="Arial" w:cs="Arial" w:eastAsia="Arial" w:hAnsi="Arial"/>

--- a/data/outputs/v2/Core_Mathematics/SS1.1_Real_Numbers/Core_Mathematics_Real_Numbers_FinalExplanation.docx
+++ b/data/outputs/v2/Core_Mathematics/SS1.1_Real_Numbers/Core_Mathematics_Real_Numbers_FinalExplanation.docx
@@ -2614,7 +2614,7 @@
         </w:rPr>
         <w:t xml:space="preserve">© 2026 SeaVuria and ARES. This work is licensed under a </w:t>
       </w:r>
-      <w:hyperlink w:history="1" r:id="rIdsdmfvkgt7kpq68alnggb3">
+      <w:hyperlink w:history="1" r:id="rIdx6wz3rup_x7bipbmcawbi">
         <w:r>
           <w:rPr>
             <w:rFonts w:ascii="Arial" w:cs="Arial" w:eastAsia="Arial" w:hAnsi="Arial"/>
@@ -2634,7 +2634,7 @@
         </w:rPr>
         <w:t xml:space="preserve"> (</w:t>
       </w:r>
-      <w:hyperlink w:history="1" r:id="rId3favjowe6p206jkgqv2cu">
+      <w:hyperlink w:history="1" r:id="rId1uvjmobhmhyednwiicv64">
         <w:r>
           <w:rPr>
             <w:rFonts w:ascii="Arial" w:cs="Arial" w:eastAsia="Arial" w:hAnsi="Arial"/>
@@ -2654,7 +2654,7 @@
         </w:rPr>
         <w:t xml:space="preserve">). To view a copy of this license, visit </w:t>
       </w:r>
-      <w:hyperlink w:history="1" r:id="rIdnkemlh_d3gzvqz9xjl_it">
+      <w:hyperlink w:history="1" r:id="rId_ybmh3eslhb0eq8pmlzgu">
         <w:r>
           <w:rPr>
             <w:rFonts w:ascii="Arial" w:cs="Arial" w:eastAsia="Arial" w:hAnsi="Arial"/>

--- a/data/outputs/v2/Core_Mathematics/SS1.1_Real_Numbers/Core_Mathematics_Real_Numbers_FinalExplanation.docx
+++ b/data/outputs/v2/Core_Mathematics/SS1.1_Real_Numbers/Core_Mathematics_Real_Numbers_FinalExplanation.docx
@@ -4,6 +4,7 @@
   <w:body>
     <w:p>
       <w:pPr>
+        <w:keepNext w:val="false"/>
         <w:spacing w:after="30" w:before="0"/>
         <w:jc w:val="center"/>
       </w:pPr>
@@ -23,6 +24,7 @@
     </w:p>
     <w:p>
       <w:pPr>
+        <w:keepNext w:val="false"/>
         <w:spacing w:after="60" w:before="0"/>
         <w:jc w:val="center"/>
       </w:pPr>
@@ -81,6 +83,7 @@
           </w:tcPr>
           <w:p>
             <w:pPr>
+              <w:keepNext w:val="false"/>
               <w:spacing w:after="40" w:before="0"/>
               <w:jc w:val="center"/>
             </w:pPr>
@@ -116,6 +119,7 @@
           </w:tcPr>
           <w:p>
             <w:pPr>
+              <w:keepNext w:val="false"/>
               <w:spacing w:after="40" w:before="0"/>
               <w:jc w:val="center"/>
             </w:pPr>
@@ -150,6 +154,7 @@
           </w:tcPr>
           <w:p>
             <w:pPr>
+              <w:keepNext w:val="false"/>
               <w:spacing w:after="40" w:before="0"/>
               <w:jc w:val="left"/>
             </w:pPr>
@@ -182,6 +187,7 @@
           </w:tcPr>
           <w:p>
             <w:pPr>
+              <w:keepNext w:val="false"/>
               <w:spacing w:after="40" w:before="0"/>
               <w:jc w:val="left"/>
             </w:pPr>
@@ -216,6 +222,7 @@
           </w:tcPr>
           <w:p>
             <w:pPr>
+              <w:keepNext w:val="false"/>
               <w:spacing w:after="40" w:before="0"/>
               <w:jc w:val="left"/>
             </w:pPr>
@@ -248,6 +255,7 @@
           </w:tcPr>
           <w:p>
             <w:pPr>
+              <w:keepNext w:val="false"/>
               <w:spacing w:after="40" w:before="0"/>
               <w:jc w:val="left"/>
             </w:pPr>
@@ -282,6 +290,7 @@
           </w:tcPr>
           <w:p>
             <w:pPr>
+              <w:keepNext w:val="false"/>
               <w:spacing w:after="40" w:before="0"/>
               <w:jc w:val="left"/>
             </w:pPr>
@@ -314,6 +323,7 @@
           </w:tcPr>
           <w:p>
             <w:pPr>
+              <w:keepNext w:val="false"/>
               <w:spacing w:after="40" w:before="0"/>
               <w:jc w:val="left"/>
             </w:pPr>
@@ -374,6 +384,7 @@
           </w:tcPr>
           <w:p>
             <w:pPr>
+              <w:keepNext w:val="false"/>
               <w:spacing w:after="40" w:before="0"/>
               <w:jc w:val="center"/>
             </w:pPr>
@@ -408,6 +419,7 @@
           </w:tcPr>
           <w:p>
             <w:pPr>
+              <w:keepNext w:val="false"/>
               <w:spacing w:after="40" w:before="0"/>
               <w:jc w:val="left"/>
             </w:pPr>
@@ -467,6 +479,7 @@
           </w:tcPr>
           <w:p>
             <w:pPr>
+              <w:keepNext/>
               <w:spacing w:after="40" w:before="0"/>
               <w:jc w:val="center"/>
             </w:pPr>
@@ -501,6 +514,7 @@
           </w:tcPr>
           <w:p>
             <w:pPr>
+              <w:keepNext/>
               <w:spacing w:after="40" w:before="0"/>
               <w:jc w:val="left"/>
             </w:pPr>
@@ -520,6 +534,7 @@
           </w:p>
           <w:p>
             <w:pPr>
+              <w:keepNext/>
               <w:spacing w:after="40" w:before="0"/>
               <w:jc w:val="left"/>
             </w:pPr>
@@ -569,6 +584,7 @@
                 </w:tcPr>
                 <w:p>
                   <w:pPr>
+                    <w:keepNext w:val="false"/>
                     <w:spacing w:after="40" w:before="0"/>
                     <w:jc w:val="left"/>
                   </w:pPr>
@@ -601,6 +617,7 @@
                 </w:tcPr>
                 <w:p>
                   <w:pPr>
+                    <w:keepNext w:val="false"/>
                     <w:spacing w:after="40" w:before="0"/>
                     <w:jc w:val="left"/>
                   </w:pPr>
@@ -635,6 +652,7 @@
                 </w:tcPr>
                 <w:p>
                   <w:pPr>
+                    <w:keepNext w:val="false"/>
                     <w:spacing w:after="40" w:before="0"/>
                     <w:jc w:val="left"/>
                   </w:pPr>
@@ -667,6 +685,7 @@
                 </w:tcPr>
                 <w:p>
                   <w:pPr>
+                    <w:keepNext w:val="false"/>
                     <w:spacing w:after="40" w:before="0"/>
                     <w:jc w:val="left"/>
                   </w:pPr>
@@ -701,6 +720,7 @@
                 </w:tcPr>
                 <w:p>
                   <w:pPr>
+                    <w:keepNext w:val="false"/>
                     <w:spacing w:after="40" w:before="0"/>
                     <w:jc w:val="left"/>
                   </w:pPr>
@@ -733,6 +753,7 @@
                 </w:tcPr>
                 <w:p>
                   <w:pPr>
+                    <w:keepNext w:val="false"/>
                     <w:spacing w:after="40" w:before="0"/>
                     <w:jc w:val="left"/>
                   </w:pPr>
@@ -767,6 +788,7 @@
                 </w:tcPr>
                 <w:p>
                   <w:pPr>
+                    <w:keepNext w:val="false"/>
                     <w:spacing w:after="40" w:before="0"/>
                     <w:jc w:val="left"/>
                   </w:pPr>
@@ -799,6 +821,7 @@
                 </w:tcPr>
                 <w:p>
                   <w:pPr>
+                    <w:keepNext w:val="false"/>
                     <w:spacing w:after="40" w:before="0"/>
                     <w:jc w:val="left"/>
                   </w:pPr>
@@ -833,6 +856,7 @@
                 </w:tcPr>
                 <w:p>
                   <w:pPr>
+                    <w:keepNext w:val="false"/>
                     <w:spacing w:after="40" w:before="0"/>
                     <w:jc w:val="left"/>
                   </w:pPr>
@@ -865,6 +889,7 @@
                 </w:tcPr>
                 <w:p>
                   <w:pPr>
+                    <w:keepNext w:val="false"/>
                     <w:spacing w:after="40" w:before="0"/>
                     <w:jc w:val="left"/>
                   </w:pPr>
@@ -899,6 +924,7 @@
                 </w:tcPr>
                 <w:p>
                   <w:pPr>
+                    <w:keepNext w:val="false"/>
                     <w:spacing w:after="40" w:before="0"/>
                     <w:jc w:val="left"/>
                   </w:pPr>
@@ -931,6 +957,7 @@
                 </w:tcPr>
                 <w:p>
                   <w:pPr>
+                    <w:keepNext w:val="false"/>
                     <w:spacing w:after="40" w:before="0"/>
                     <w:jc w:val="left"/>
                   </w:pPr>
@@ -965,6 +992,7 @@
                 </w:tcPr>
                 <w:p>
                   <w:pPr>
+                    <w:keepNext w:val="false"/>
                     <w:spacing w:after="40" w:before="0"/>
                     <w:jc w:val="left"/>
                   </w:pPr>
@@ -997,6 +1025,7 @@
                 </w:tcPr>
                 <w:p>
                   <w:pPr>
+                    <w:keepNext w:val="false"/>
                     <w:spacing w:after="40" w:before="0"/>
                     <w:jc w:val="left"/>
                   </w:pPr>
@@ -1019,6 +1048,7 @@
           </w:tbl>
           <w:p>
             <w:pPr>
+              <w:keepNext w:val="false"/>
               <w:spacing w:after="60" w:before="0"/>
               <w:jc w:val="left"/>
             </w:pPr>
@@ -1038,6 +1068,7 @@
           </w:p>
           <w:p>
             <w:pPr>
+              <w:keepNext/>
               <w:spacing w:after="40" w:before="0"/>
               <w:jc w:val="left"/>
             </w:pPr>
@@ -1057,6 +1088,7 @@
           </w:p>
           <w:p>
             <w:pPr>
+              <w:keepNext/>
               <w:spacing w:after="40" w:before="0"/>
               <w:jc w:val="left"/>
             </w:pPr>
@@ -1076,6 +1108,7 @@
           </w:p>
           <w:p>
             <w:pPr>
+              <w:keepNext w:val="false"/>
               <w:spacing w:after="60" w:before="0"/>
               <w:jc w:val="left"/>
             </w:pPr>
@@ -1113,6 +1146,7 @@
           </w:tcPr>
           <w:p>
             <w:pPr>
+              <w:keepNext w:val="false"/>
               <w:spacing w:after="40" w:before="0"/>
               <w:jc w:val="left"/>
             </w:pPr>
@@ -1172,6 +1206,7 @@
           </w:tcPr>
           <w:p>
             <w:pPr>
+              <w:keepNext/>
               <w:spacing w:after="40" w:before="0"/>
               <w:jc w:val="center"/>
             </w:pPr>
@@ -1206,6 +1241,7 @@
           </w:tcPr>
           <w:p>
             <w:pPr>
+              <w:keepNext/>
               <w:spacing w:after="40" w:before="0"/>
               <w:jc w:val="left"/>
             </w:pPr>
@@ -1243,6 +1279,7 @@
           </w:tcPr>
           <w:p>
             <w:pPr>
+              <w:keepNext w:val="false"/>
               <w:spacing w:after="40" w:before="0"/>
               <w:jc w:val="left"/>
             </w:pPr>
@@ -1302,6 +1339,7 @@
           </w:tcPr>
           <w:p>
             <w:pPr>
+              <w:keepNext/>
               <w:spacing w:after="40" w:before="0"/>
               <w:jc w:val="center"/>
             </w:pPr>
@@ -1336,6 +1374,7 @@
           </w:tcPr>
           <w:p>
             <w:pPr>
+              <w:keepNext/>
               <w:spacing w:after="40" w:before="0"/>
               <w:jc w:val="left"/>
             </w:pPr>
@@ -1373,6 +1412,7 @@
           </w:tcPr>
           <w:p>
             <w:pPr>
+              <w:keepNext w:val="false"/>
               <w:spacing w:after="40" w:before="0"/>
               <w:jc w:val="left"/>
             </w:pPr>
@@ -1432,6 +1472,7 @@
           </w:tcPr>
           <w:p>
             <w:pPr>
+              <w:keepNext/>
               <w:spacing w:after="40" w:before="0"/>
               <w:jc w:val="center"/>
             </w:pPr>
@@ -1466,6 +1507,7 @@
           </w:tcPr>
           <w:p>
             <w:pPr>
+              <w:keepNext/>
               <w:spacing w:after="40" w:before="0"/>
               <w:jc w:val="left"/>
             </w:pPr>
@@ -1503,6 +1545,7 @@
           </w:tcPr>
           <w:p>
             <w:pPr>
+              <w:keepNext w:val="false"/>
               <w:spacing w:after="40" w:before="0"/>
               <w:jc w:val="left"/>
             </w:pPr>
@@ -1562,6 +1605,7 @@
           </w:tcPr>
           <w:p>
             <w:pPr>
+              <w:keepNext/>
               <w:spacing w:after="40" w:before="0"/>
               <w:jc w:val="center"/>
             </w:pPr>
@@ -1596,6 +1640,7 @@
           </w:tcPr>
           <w:p>
             <w:pPr>
+              <w:keepNext/>
               <w:spacing w:after="40" w:before="0"/>
               <w:jc w:val="left"/>
             </w:pPr>
@@ -1633,6 +1678,7 @@
           </w:tcPr>
           <w:p>
             <w:pPr>
+              <w:keepNext w:val="false"/>
               <w:spacing w:after="40" w:before="0"/>
               <w:jc w:val="left"/>
             </w:pPr>
@@ -1696,6 +1742,7 @@
           </w:tcPr>
           <w:p>
             <w:pPr>
+              <w:keepNext w:val="false"/>
               <w:spacing w:after="40" w:before="0"/>
               <w:jc w:val="center"/>
             </w:pPr>
@@ -1730,6 +1777,7 @@
           </w:tcPr>
           <w:p>
             <w:pPr>
+              <w:keepNext w:val="false"/>
               <w:spacing w:after="40" w:before="0"/>
               <w:jc w:val="left"/>
             </w:pPr>
@@ -1762,6 +1810,7 @@
           </w:tcPr>
           <w:p>
             <w:pPr>
+              <w:keepNext w:val="false"/>
               <w:spacing w:after="40" w:before="0"/>
               <w:jc w:val="left"/>
             </w:pPr>
@@ -1794,6 +1843,7 @@
           </w:tcPr>
           <w:p>
             <w:pPr>
+              <w:keepNext w:val="false"/>
               <w:spacing w:after="40" w:before="0"/>
               <w:jc w:val="left"/>
             </w:pPr>
@@ -1826,6 +1876,7 @@
           </w:tcPr>
           <w:p>
             <w:pPr>
+              <w:keepNext w:val="false"/>
               <w:spacing w:after="40" w:before="0"/>
               <w:jc w:val="left"/>
             </w:pPr>
@@ -1860,6 +1911,7 @@
           </w:tcPr>
           <w:p>
             <w:pPr>
+              <w:keepNext w:val="false"/>
               <w:spacing w:after="40" w:before="0"/>
               <w:jc w:val="left"/>
             </w:pPr>
@@ -1892,6 +1944,7 @@
           </w:tcPr>
           <w:p>
             <w:pPr>
+              <w:keepNext w:val="false"/>
               <w:spacing w:after="40" w:before="0"/>
               <w:jc w:val="left"/>
             </w:pPr>
@@ -1924,6 +1977,7 @@
           </w:tcPr>
           <w:p>
             <w:pPr>
+              <w:keepNext w:val="false"/>
               <w:spacing w:after="40" w:before="0"/>
               <w:jc w:val="left"/>
             </w:pPr>
@@ -1956,6 +2010,7 @@
           </w:tcPr>
           <w:p>
             <w:pPr>
+              <w:keepNext w:val="false"/>
               <w:spacing w:after="40" w:before="0"/>
               <w:jc w:val="left"/>
             </w:pPr>
@@ -1990,6 +2045,7 @@
           </w:tcPr>
           <w:p>
             <w:pPr>
+              <w:keepNext w:val="false"/>
               <w:spacing w:after="40" w:before="0"/>
               <w:jc w:val="left"/>
             </w:pPr>
@@ -2022,6 +2078,7 @@
           </w:tcPr>
           <w:p>
             <w:pPr>
+              <w:keepNext w:val="false"/>
               <w:spacing w:after="40" w:before="0"/>
               <w:jc w:val="left"/>
             </w:pPr>
@@ -2054,6 +2111,7 @@
           </w:tcPr>
           <w:p>
             <w:pPr>
+              <w:keepNext w:val="false"/>
               <w:spacing w:after="40" w:before="0"/>
               <w:jc w:val="left"/>
             </w:pPr>
@@ -2086,6 +2144,7 @@
           </w:tcPr>
           <w:p>
             <w:pPr>
+              <w:keepNext w:val="false"/>
               <w:spacing w:after="40" w:before="0"/>
               <w:jc w:val="left"/>
             </w:pPr>
@@ -2120,6 +2179,7 @@
           </w:tcPr>
           <w:p>
             <w:pPr>
+              <w:keepNext w:val="false"/>
               <w:spacing w:after="40" w:before="0"/>
               <w:jc w:val="left"/>
             </w:pPr>
@@ -2152,6 +2212,7 @@
           </w:tcPr>
           <w:p>
             <w:pPr>
+              <w:keepNext w:val="false"/>
               <w:spacing w:after="40" w:before="0"/>
               <w:jc w:val="left"/>
             </w:pPr>
@@ -2184,6 +2245,7 @@
           </w:tcPr>
           <w:p>
             <w:pPr>
+              <w:keepNext w:val="false"/>
               <w:spacing w:after="40" w:before="0"/>
               <w:jc w:val="left"/>
             </w:pPr>
@@ -2216,6 +2278,7 @@
           </w:tcPr>
           <w:p>
             <w:pPr>
+              <w:keepNext w:val="false"/>
               <w:spacing w:after="40" w:before="0"/>
               <w:jc w:val="left"/>
             </w:pPr>
@@ -2250,6 +2313,7 @@
           </w:tcPr>
           <w:p>
             <w:pPr>
+              <w:keepNext w:val="false"/>
               <w:spacing w:after="40" w:before="0"/>
               <w:jc w:val="left"/>
             </w:pPr>
@@ -2282,6 +2346,7 @@
           </w:tcPr>
           <w:p>
             <w:pPr>
+              <w:keepNext w:val="false"/>
               <w:spacing w:after="40" w:before="0"/>
               <w:jc w:val="left"/>
             </w:pPr>
@@ -2314,6 +2379,7 @@
           </w:tcPr>
           <w:p>
             <w:pPr>
+              <w:keepNext w:val="false"/>
               <w:spacing w:after="40" w:before="0"/>
               <w:jc w:val="left"/>
             </w:pPr>
@@ -2346,6 +2412,7 @@
           </w:tcPr>
           <w:p>
             <w:pPr>
+              <w:keepNext w:val="false"/>
               <w:spacing w:after="40" w:before="0"/>
               <w:jc w:val="left"/>
             </w:pPr>
@@ -2380,6 +2447,7 @@
           </w:tcPr>
           <w:p>
             <w:pPr>
+              <w:keepNext w:val="false"/>
               <w:spacing w:after="40" w:before="0"/>
               <w:jc w:val="left"/>
             </w:pPr>
@@ -2412,6 +2480,7 @@
           </w:tcPr>
           <w:p>
             <w:pPr>
+              <w:keepNext w:val="false"/>
               <w:spacing w:after="40" w:before="0"/>
               <w:jc w:val="left"/>
             </w:pPr>
@@ -2444,6 +2513,7 @@
           </w:tcPr>
           <w:p>
             <w:pPr>
+              <w:keepNext w:val="false"/>
               <w:spacing w:after="40" w:before="0"/>
               <w:jc w:val="left"/>
             </w:pPr>
@@ -2476,6 +2546,7 @@
           </w:tcPr>
           <w:p>
             <w:pPr>
+              <w:keepNext w:val="false"/>
               <w:spacing w:after="40" w:before="0"/>
               <w:jc w:val="left"/>
             </w:pPr>
@@ -2614,7 +2685,7 @@
         </w:rPr>
         <w:t xml:space="preserve">© 2026 SeaVuria and ARES. This work is licensed under a </w:t>
       </w:r>
-      <w:hyperlink w:history="1" r:id="rIdx6wz3rup_x7bipbmcawbi">
+      <w:hyperlink w:history="1" r:id="rId9zstexjomahyx7ver4o9m">
         <w:r>
           <w:rPr>
             <w:rFonts w:ascii="Arial" w:cs="Arial" w:eastAsia="Arial" w:hAnsi="Arial"/>
@@ -2634,7 +2705,7 @@
         </w:rPr>
         <w:t xml:space="preserve"> (</w:t>
       </w:r>
-      <w:hyperlink w:history="1" r:id="rId1uvjmobhmhyednwiicv64">
+      <w:hyperlink w:history="1" r:id="rIdy-ec6j8ibkpcbcez-fosy">
         <w:r>
           <w:rPr>
             <w:rFonts w:ascii="Arial" w:cs="Arial" w:eastAsia="Arial" w:hAnsi="Arial"/>
@@ -2654,7 +2725,7 @@
         </w:rPr>
         <w:t xml:space="preserve">). To view a copy of this license, visit </w:t>
       </w:r>
-      <w:hyperlink w:history="1" r:id="rId_ybmh3eslhb0eq8pmlzgu">
+      <w:hyperlink w:history="1" r:id="rId_ppmp9vul5e2gz4yh5iri">
         <w:r>
           <w:rPr>
             <w:rFonts w:ascii="Arial" w:cs="Arial" w:eastAsia="Arial" w:hAnsi="Arial"/>

--- a/data/outputs/v2/Core_Mathematics/SS1.1_Real_Numbers/Core_Mathematics_Real_Numbers_FinalExplanation.docx
+++ b/data/outputs/v2/Core_Mathematics/SS1.1_Real_Numbers/Core_Mathematics_Real_Numbers_FinalExplanation.docx
@@ -2685,7 +2685,7 @@
         </w:rPr>
         <w:t xml:space="preserve">© 2026 SeaVuria and ARES. This work is licensed under a </w:t>
       </w:r>
-      <w:hyperlink w:history="1" r:id="rId9zstexjomahyx7ver4o9m">
+      <w:hyperlink w:history="1" r:id="rId858qib6fcnh83zmeoef6t">
         <w:r>
           <w:rPr>
             <w:rFonts w:ascii="Arial" w:cs="Arial" w:eastAsia="Arial" w:hAnsi="Arial"/>
@@ -2705,7 +2705,7 @@
         </w:rPr>
         <w:t xml:space="preserve"> (</w:t>
       </w:r>
-      <w:hyperlink w:history="1" r:id="rIdy-ec6j8ibkpcbcez-fosy">
+      <w:hyperlink w:history="1" r:id="rId9fd9t75q8sekstcehbnwl">
         <w:r>
           <w:rPr>
             <w:rFonts w:ascii="Arial" w:cs="Arial" w:eastAsia="Arial" w:hAnsi="Arial"/>
@@ -2725,7 +2725,7 @@
         </w:rPr>
         <w:t xml:space="preserve">). To view a copy of this license, visit </w:t>
       </w:r>
-      <w:hyperlink w:history="1" r:id="rId_ppmp9vul5e2gz4yh5iri">
+      <w:hyperlink w:history="1" r:id="rId4jncqq-6ce-n0rgmk2fcj">
         <w:r>
           <w:rPr>
             <w:rFonts w:ascii="Arial" w:cs="Arial" w:eastAsia="Arial" w:hAnsi="Arial"/>
